--- a/projects/valuepickr-open-screen/docs/Technocraft Industries.docx
+++ b/projects/valuepickr-open-screen/docs/Technocraft Industries.docx
@@ -32,7 +32,7 @@
           <w:sz w:val="22"/>
           <w:szCs w:val="22"/>
         </w:rPr>
-        <w:t xml:space="preserve">Diversified niche industrial manufacturer with a real US-tariff cost advantage over Chinese peers and a meaningful capacity-driven revenue catalyst</w:t>
+        <w:t xml:space="preserve">Diversified industrial-niche exporter (drum closures, steel scaffolding, engineering &amp; design services) executing well on a US-tariff / China+1 share-gain tailwind; Q1 FY27 revenue +27% and PAT +67%, but a large slice of the current ~22% consolidated margin is INR-depreciation-driven in ~100%-export drum closures (43% EBIT, which management explicitly calls unsustainable vs ~30%+ normal). Clean balance sheet (D/E ~0.4), positive FCF (~Rs 133 Cr FY26), serial buybacks, loss-making fabric unit now shut.</w:t>
       </w:r>
     </w:p>
     <w:p>
@@ -99,88 +99,223 @@
           </w:tcPr>
           <w:p>
             <w:r>
-              <w:t xml:space="preserve">~Rs 7,525 Cr</w:t>
-            </w:r>
-          </w:p>
-        </w:tc>
-      </w:tr>
-      <w:tr>
-        <w:tc>
-          <w:tcPr>
-            <w:tcW w:type="dxa" w:w="3200"/>
-            <w:shd w:fill="F2F2F2" w:val="clear"/>
-          </w:tcPr>
-          <w:p>
-            <w:r>
-              <w:rPr>
-                <w:b/>
-                <w:bCs/>
-              </w:rPr>
-              <w:t xml:space="preserve">ROE</w:t>
-            </w:r>
-          </w:p>
-        </w:tc>
-        <w:tc>
-          <w:tcPr>
-            <w:tcW w:type="dxa" w:w="5800"/>
-          </w:tcPr>
-          <w:p>
-            <w:r>
-              <w:t xml:space="preserve">24.68% (trailing); ROCE 22.30%</w:t>
-            </w:r>
-          </w:p>
-        </w:tc>
-      </w:tr>
-      <w:tr>
-        <w:tc>
-          <w:tcPr>
-            <w:tcW w:type="dxa" w:w="3200"/>
-            <w:shd w:fill="F2F2F2" w:val="clear"/>
-          </w:tcPr>
-          <w:p>
-            <w:r>
-              <w:rPr>
-                <w:b/>
-                <w:bCs/>
-              </w:rPr>
-              <w:t xml:space="preserve">Revenue growth</w:t>
-            </w:r>
-          </w:p>
-        </w:tc>
-        <w:tc>
-          <w:tcPr>
-            <w:tcW w:type="dxa" w:w="5800"/>
-          </w:tcPr>
-          <w:p>
-            <w:r>
-              <w:t xml:space="preserve">~13.6% average</w:t>
-            </w:r>
-          </w:p>
-        </w:tc>
-      </w:tr>
-      <w:tr>
-        <w:tc>
-          <w:tcPr>
-            <w:tcW w:type="dxa" w:w="3200"/>
-            <w:shd w:fill="F2F2F2" w:val="clear"/>
-          </w:tcPr>
-          <w:p>
-            <w:r>
-              <w:rPr>
-                <w:b/>
-                <w:bCs/>
-              </w:rPr>
-              <w:t xml:space="preserve">Recent quarter/catalyst</w:t>
-            </w:r>
-          </w:p>
-        </w:tc>
-        <w:tc>
-          <w:tcPr>
-            <w:tcW w:type="dxa" w:w="5800"/>
-          </w:tcPr>
-          <w:p>
-            <w:r>
-              <w:t xml:space="preserve">Two new Aurangabad plants (extrusion + formwork) and the Amravati spinning mill ramping to full utilisation by H2 FY26, adding an estimated ~Rs 700 Cr of incremental revenue potential (~9% of current base)</w:t>
+              <w:t xml:space="preserve">~Rs 7,139 Cr (price ~Rs 3,141; near 52-week high)</w:t>
+            </w:r>
+          </w:p>
+        </w:tc>
+      </w:tr>
+      <w:tr>
+        <w:tc>
+          <w:tcPr>
+            <w:tcW w:type="dxa" w:w="3200"/>
+            <w:shd w:fill="F2F2F2" w:val="clear"/>
+          </w:tcPr>
+          <w:p>
+            <w:r>
+              <w:rPr>
+                <w:b/>
+                <w:bCs/>
+              </w:rPr>
+              <w:t xml:space="preserve">P/E / P/B</w:t>
+            </w:r>
+          </w:p>
+        </w:tc>
+        <w:tc>
+          <w:tcPr>
+            <w:tcW w:type="dxa" w:w="5800"/>
+          </w:tcPr>
+          <w:p>
+            <w:r>
+              <w:t xml:space="preserve">~21x / ~3.5x (undemanding for a 20%+ ROCE compounder, but rich if the FX/drum-closure margin tailwind reverses)</w:t>
+            </w:r>
+          </w:p>
+        </w:tc>
+      </w:tr>
+      <w:tr>
+        <w:tc>
+          <w:tcPr>
+            <w:tcW w:type="dxa" w:w="3200"/>
+            <w:shd w:fill="F2F2F2" w:val="clear"/>
+          </w:tcPr>
+          <w:p>
+            <w:r>
+              <w:rPr>
+                <w:b/>
+                <w:bCs/>
+              </w:rPr>
+              <w:t xml:space="preserve">ROCE / ROE</w:t>
+            </w:r>
+          </w:p>
+        </w:tc>
+        <w:tc>
+          <w:tcPr>
+            <w:tcW w:type="dxa" w:w="5800"/>
+          </w:tcPr>
+          <w:p>
+            <w:r>
+              <w:t xml:space="preserve">FY26 ~16% / ~15% (down from ~19% FY24 on the textile drag); Q1 FY27 annualised ROCE ~32% on the margin spike</w:t>
+            </w:r>
+          </w:p>
+        </w:tc>
+      </w:tr>
+      <w:tr>
+        <w:tc>
+          <w:tcPr>
+            <w:tcW w:type="dxa" w:w="3200"/>
+            <w:shd w:fill="F2F2F2" w:val="clear"/>
+          </w:tcPr>
+          <w:p>
+            <w:r>
+              <w:rPr>
+                <w:b/>
+                <w:bCs/>
+              </w:rPr>
+              <w:t xml:space="preserve">Revenue / PAT</w:t>
+            </w:r>
+          </w:p>
+        </w:tc>
+        <w:tc>
+          <w:tcPr>
+            <w:tcW w:type="dxa" w:w="5800"/>
+          </w:tcPr>
+          <w:p>
+            <w:r>
+              <w:t xml:space="preserve">FY23-26 revenue Rs 1,985 -&gt; 2,182 -&gt; 2,596 -&gt; 2,759 Cr (~12% CAGR); PAT Rs 278 -&gt; 279 -&gt; 263 -&gt; 293 Cr</w:t>
+            </w:r>
+          </w:p>
+        </w:tc>
+      </w:tr>
+      <w:tr>
+        <w:tc>
+          <w:tcPr>
+            <w:tcW w:type="dxa" w:w="3200"/>
+            <w:shd w:fill="F2F2F2" w:val="clear"/>
+          </w:tcPr>
+          <w:p>
+            <w:r>
+              <w:rPr>
+                <w:b/>
+                <w:bCs/>
+              </w:rPr>
+              <w:t xml:space="preserve">Q1 FY27</w:t>
+            </w:r>
+          </w:p>
+        </w:tc>
+        <w:tc>
+          <w:tcPr>
+            <w:tcW w:type="dxa" w:w="5800"/>
+          </w:tcPr>
+          <w:p>
+            <w:r>
+              <w:t xml:space="preserve">Revenue Rs 805 Cr +27% YoY; EBITDA Rs 178 Cr (22.1% margin, up from 17.7%); PAT Rs 138 Cr +67% YoY; D/E 0.42</w:t>
+            </w:r>
+          </w:p>
+        </w:tc>
+      </w:tr>
+      <w:tr>
+        <w:tc>
+          <w:tcPr>
+            <w:tcW w:type="dxa" w:w="3200"/>
+            <w:shd w:fill="F2F2F2" w:val="clear"/>
+          </w:tcPr>
+          <w:p>
+            <w:r>
+              <w:rPr>
+                <w:b/>
+                <w:bCs/>
+              </w:rPr>
+              <w:t xml:space="preserve">Segments (Q1 FY27)</w:t>
+            </w:r>
+          </w:p>
+        </w:tc>
+        <w:tc>
+          <w:tcPr>
+            <w:tcW w:type="dxa" w:w="5800"/>
+          </w:tcPr>
+          <w:p>
+            <w:r>
+              <w:t xml:space="preserve">Drum closures EBIT margin record 43% (mgmt: ~30%+ sustainable, ~100% export, INR-aided); steel scaffolding Rs 240 Cr at 95% util + aluminium formwork Rs 100 Cr at 75-80%; extrusion at 100% util (backward integration); engineering services growing, ~15% target margin; defense (JT coolers Rs 20 Cr + missile canisters Rs 10 Cr, DRDO-approved)</w:t>
+            </w:r>
+          </w:p>
+        </w:tc>
+      </w:tr>
+      <w:tr>
+        <w:tc>
+          <w:tcPr>
+            <w:tcW w:type="dxa" w:w="3200"/>
+            <w:shd w:fill="F2F2F2" w:val="clear"/>
+          </w:tcPr>
+          <w:p>
+            <w:r>
+              <w:rPr>
+                <w:b/>
+                <w:bCs/>
+              </w:rPr>
+              <w:t xml:space="preserve">Debt / FCF</w:t>
+            </w:r>
+          </w:p>
+        </w:tc>
+        <w:tc>
+          <w:tcPr>
+            <w:tcW w:type="dxa" w:w="5800"/>
+          </w:tcPr>
+          <w:p>
+            <w:r>
+              <w:t xml:space="preserve">Borrowings ~Rs 819 Cr FY26, D/E ~0.41; FCF FY24/25/26 Rs 6 / 75 / 133 Cr (positive, improving)</w:t>
+            </w:r>
+          </w:p>
+        </w:tc>
+      </w:tr>
+      <w:tr>
+        <w:tc>
+          <w:tcPr>
+            <w:tcW w:type="dxa" w:w="3200"/>
+            <w:shd w:fill="F2F2F2" w:val="clear"/>
+          </w:tcPr>
+          <w:p>
+            <w:r>
+              <w:rPr>
+                <w:b/>
+                <w:bCs/>
+              </w:rPr>
+              <w:t xml:space="preserve">Capital return</w:t>
+            </w:r>
+          </w:p>
+        </w:tc>
+        <w:tc>
+          <w:tcPr>
+            <w:tcW w:type="dxa" w:w="5800"/>
+          </w:tcPr>
+          <w:p>
+            <w:r>
+              <w:t xml:space="preserve">Dividend Rs 20/share FY26 (~16% payout); serial buybacks (2015, 2017, 2024 @ Rs 4,500); promoter 74.74%, no pledge</w:t>
+            </w:r>
+          </w:p>
+        </w:tc>
+      </w:tr>
+      <w:tr>
+        <w:tc>
+          <w:tcPr>
+            <w:tcW w:type="dxa" w:w="3200"/>
+            <w:shd w:fill="F2F2F2" w:val="clear"/>
+          </w:tcPr>
+          <w:p>
+            <w:r>
+              <w:rPr>
+                <w:b/>
+                <w:bCs/>
+              </w:rPr>
+              <w:t xml:space="preserve">Textiles</w:t>
+            </w:r>
+          </w:p>
+        </w:tc>
+        <w:tc>
+          <w:tcPr>
+            <w:tcW w:type="dxa" w:w="5800"/>
+          </w:tcPr>
+          <w:p>
+            <w:r>
+              <w:t xml:space="preserve">Fabric business shut (equipment sold Rs 25-30 Cr); yarn profitable (~13% EBITDA); garments loss-making, restructuring underway</w:t>
             </w:r>
           </w:p>
         </w:tc>
@@ -207,34 +342,7 @@
           </w:tcPr>
           <w:p>
             <w:r>
-              <w:t xml:space="preserve">Stock at/near 52-week highs (Rs 2,848.90 - 3,020.00 recent trading range)</w:t>
-            </w:r>
-          </w:p>
-        </w:tc>
-      </w:tr>
-      <w:tr>
-        <w:tc>
-          <w:tcPr>
-            <w:tcW w:type="dxa" w:w="3200"/>
-            <w:shd w:fill="F2F2F2" w:val="clear"/>
-          </w:tcPr>
-          <w:p>
-            <w:r>
-              <w:rPr>
-                <w:b/>
-                <w:bCs/>
-              </w:rPr>
-              <w:t xml:space="preserve">Debt/Equity</w:t>
-            </w:r>
-          </w:p>
-        </w:tc>
-        <w:tc>
-          <w:tcPr>
-            <w:tcW w:type="dxa" w:w="5800"/>
-          </w:tcPr>
-          <w:p>
-            <w:r>
-              <w:t xml:space="preserve">0.41 (conservative)</w:t>
+              <w:t xml:space="preserve">Stock at/near 52-week highs after a strong 2026 run</w:t>
             </w:r>
           </w:p>
         </w:tc>
@@ -250,7 +358,7 @@
         <w:spacing w:after="120"/>
       </w:pPr>
       <w:r>
-        <w:t xml:space="preserve">Genuinely strong quality metrics (ROE/ROCE both above 20%, conservative leverage) with two credible, quantified near-term catalysts: capacity ramp-up adding a meaningful ~9% of incremental revenue, and a structural US-tariff cost advantage (25% duty on Indian steel scaffolding vs ~70% on Chinese peers) preserving pricing and volumes in the export engineering business.</w:t>
+        <w:t xml:space="preserve">A well-run, diversified industrial-niche exporter: global #2 in patented drum closures, India's fastest-growing steel-scaffolding exporter, a 700-engineer design-services platform (mostly US, Fortune-500 clients), plus a small yarn business and a loss-making garments unit being restructured (fabric now shut). Quality is genuine -- ROCE/ROE in the high-teens through-cycle (FY26 ~16%, dragged by textiles), D/E ~0.4, FCF positive and improving (Rs 6 -&gt; 75 -&gt; 133 Cr FY24-26), plus a long record of buybacks and steady dividends. Q1 FY27 was very strong (revenue Rs 805 Cr +27%, PAT Rs 138 Cr +67%, consolidated EBITDA margin 22.1% vs 17.7%), but management is explicit that a big part of it is not repeatable: drum closures printed a record 43% EBIT margin against a ~30%+ 'sustainable' level, helped by INR depreciation on a ~100%-export book. The structural pieces are real: US tariffs on Chinese scaffolding (now ~50%, vs 25% on Indian steel) plus AI-chip / semiconductor-plant construction demand are handing Technocraft share; aluminium extrusion is now 100%-utilised backward integration; and a nascent DRDO-approved defense vertical (missile canisters, JT coolers) adds optionality. Management refuses to give long-term guidance. At ~21x P/E the multiple is undemanding for the quality but already reflects a mid-cycle-plus margin; the risk is FY28 earnings roughly flatlining as the FX/drum-closure tailwind fades.</w:t>
       </w:r>
     </w:p>
     <w:p>
@@ -259,62 +367,7 @@
         <w:spacing w:after="120" w:before="280"/>
       </w:pPr>
       <w:r>
-        <w:t xml:space="preserve">Technical Read (Weekly / Monthly MACD + Bollinger Bands, or RSI/CCI/Williams %R proxy)</w:t>
-      </w:r>
-    </w:p>
-    <w:p>
-      <w:pPr>
-        <w:spacing w:after="120"/>
-      </w:pPr>
-      <w:r>
-        <w:t xml:space="preserve">Not pulled this pass.</w:t>
-      </w:r>
-    </w:p>
-    <w:p>
-      <w:pPr>
-        <w:pStyle w:val="Heading1"/>
-        <w:spacing w:after="120" w:before="280"/>
-      </w:pPr>
-      <w:r>
-        <w:t xml:space="preserve">ValuePickr Community Signal</w:t>
-      </w:r>
-    </w:p>
-    <w:p>
-      <w:pPr>
-        <w:spacing w:after="120"/>
-      </w:pPr>
-      <w:r>
-        <w:t xml:space="preserve">Read the most recent 50 of 82 available posts (2016-Jun 2025, thread has been quiet for over a year). Sentiment has been steadily constructive throughout, with a VP-trusted user (ranvir) posting detailed segment-level concall tracking in 2024, and the thread's final post (Jun 2025) laying out a clear, catalyst-driven growth thesis.</w:t>
-      </w:r>
-    </w:p>
-    <w:p>
-      <w:pPr>
-        <w:spacing w:after="120"/>
-      </w:pPr>
-      <w:r>
-        <w:rPr>
-          <w:b/>
-          <w:bCs/>
-          <w:sz w:val="20"/>
-          <w:szCs w:val="20"/>
-        </w:rPr>
-        <w:t xml:space="preserve">High-conviction call from a top contributor: </w:t>
-      </w:r>
-      <w:r>
-        <w:rPr>
-          <w:sz w:val="20"/>
-          <w:szCs w:val="20"/>
-        </w:rPr>
-        <w:t xml:space="preserve">ranvir (elevated-tier) posted detailed FY24 and Q1 FY25 segment-level concall breakdowns (drum closures, scaffolding/formwork, textiles, engineering &amp; design), tracking margin trends across each business line without raising any red flags. DeveshKedia (non-trusted, the thread's most recent post, Jun 2025) laid out the clearest recent bull case: capacity ramp-up worth ~Rs 700 Cr of incremental revenue potential, and a structural US-tariff cost advantage versus Chinese scaffolding competitors.</w:t>
-      </w:r>
-    </w:p>
-    <w:p>
-      <w:pPr>
-        <w:pStyle w:val="Heading1"/>
-        <w:spacing w:after="120" w:before="280"/>
-      </w:pPr>
-      <w:r>
-        <w:t xml:space="preserve">Trusted-User Signals (Ongoing)</w:t>
+        <w:t xml:space="preserve">Deep-Dive: Primary Documents (Annual Reports, Quarterly Results, Exchange Filings)</w:t>
       </w:r>
     </w:p>
     <w:p>
@@ -329,12 +382,12 @@
           <w:sz w:val="18"/>
           <w:szCs w:val="18"/>
         </w:rPr>
-        <w:t xml:space="preserve">Every time a trusted user expresses clear conviction on this stock, most recent first — this section accumulates over time, it isn't a one-time snapshot.</w:t>
-      </w:r>
-    </w:p>
-    <w:p>
-      <w:pPr>
-        <w:spacing w:after="100"/>
+        <w:t xml:space="preserve">Pass 1 — 2026-09-08. Built from the company's own filings (3 years of annual reports, ~4 quarters of results/concalls, and 6 months of BSE/NSE announcements), read via the web — a deeper layer than the forum-sentiment read below.</w:t>
+      </w:r>
+    </w:p>
+    <w:p>
+      <w:pPr>
+        <w:spacing w:after="120"/>
       </w:pPr>
       <w:r>
         <w:rPr>
@@ -343,8 +396,490 @@
           <w:sz w:val="20"/>
           <w:szCs w:val="20"/>
         </w:rPr>
-        <w:t xml:space="preserve">2024-09-02 — ranvir</w:t>
-      </w:r>
+        <w:t xml:space="preserve">Sources reviewed this pass:</w:t>
+      </w:r>
+    </w:p>
+    <w:p>
+      <w:pPr>
+        <w:pStyle w:val="ListParagraph"/>
+        <w:numPr>
+          <w:ilvl w:val="0"/>
+          <w:numId w:val="1"/>
+        </w:numPr>
+        <w:spacing w:after="60"/>
+      </w:pPr>
+      <w:r>
+        <w:t xml:space="preserve">screener.in (TIIL consolidated): mcap ~Rs 7,139 Cr, price ~Rs 3,141, P/E ~21x, P/B ~3.5x, ROCE FY26 ~16% (FY24 ~19%), ROE ~15%; revenue FY23-26 Rs 1,985/2,182/2,596/2,759 Cr, PAT Rs 278/279/263/293 Cr; borrowings ~Rs 819 Cr, D/E ~0.41; CFO/capex FY24-26 give FCF Rs 6/75/133 Cr; dividend payout ~16%; promoter 74.74%, no pledge</w:t>
+      </w:r>
+    </w:p>
+    <w:p>
+      <w:pPr>
+        <w:pStyle w:val="ListParagraph"/>
+        <w:numPr>
+          <w:ilvl w:val="0"/>
+          <w:numId w:val="1"/>
+        </w:numPr>
+        <w:spacing w:after="60"/>
+      </w:pPr>
+      <w:r>
+        <w:t xml:space="preserve">Q1 FY27 results (sahi.com, scanx, multibagg): consolidated revenue Rs 805 Cr +27% YoY, EBITDA Rs 178 Cr (22.1% margin vs 17.7%), PAT Rs 138 Cr +67% YoY; standalone revenue Rs 567 Cr, PAT Rs 86 Cr; D/E 0.42 vs 0.48; ROCE 32% vs 23%</w:t>
+      </w:r>
+    </w:p>
+    <w:p>
+      <w:pPr>
+        <w:pStyle w:val="ListParagraph"/>
+        <w:numPr>
+          <w:ilvl w:val="0"/>
+          <w:numId w:val="1"/>
+        </w:numPr>
+        <w:spacing w:after="60"/>
+      </w:pPr>
+      <w:r>
+        <w:t xml:space="preserve">Q1 FY27 earnings call highlights (yahoo/gurufocus, Aug 14 2026): drum closures record 43% EBIT margin ('not the new normal', ~30%+ sustainable, ~100% export, INR-aided); steel scaffolding Rs 240 Cr at 95% util + aluminium formwork Rs 100 Cr at 75-80%; extrusion at 100% util; engineering services growing, ~15% target margin; defense JT coolers Rs 20 Cr + missile canisters Rs 10 Cr (DRDO-approved, repeat orders expected, ~15% margin); fabric business shut (equipment sold Rs 25-30 Cr), yarn profitable ~13% EBITDA, garments loss-making/restructuring; no major capex this year, Phase 2 under evaluation for next year; management refrains from long-term guidance</w:t>
+      </w:r>
+    </w:p>
+    <w:p>
+      <w:pPr>
+        <w:pStyle w:val="ListParagraph"/>
+        <w:numPr>
+          <w:ilvl w:val="0"/>
+          <w:numId w:val="1"/>
+        </w:numPr>
+        <w:spacing w:after="60"/>
+      </w:pPr>
+      <w:r>
+        <w:t xml:space="preserve">Buyback / dividend / defense-order coverage (marketscreener, indmoney, business-standard): Rs 20/share dividend FY26 (declared 28 May 2026); history of buybacks (2015, 2017, 2024 at Rs 4,500); ~Rs 20 Cr defense order reported with more expected for missile canisters</w:t>
+      </w:r>
+    </w:p>
+    <w:p>
+      <w:pPr>
+        <w:spacing w:after="120"/>
+      </w:pPr>
+      <w:r>
+        <w:rPr>
+          <w:b/>
+          <w:bCs/>
+          <w:sz w:val="20"/>
+          <w:szCs w:val="20"/>
+        </w:rPr>
+        <w:t xml:space="preserve">Annual-report findings (3-year view):</w:t>
+      </w:r>
+    </w:p>
+    <w:p>
+      <w:pPr>
+        <w:pStyle w:val="ListParagraph"/>
+        <w:numPr>
+          <w:ilvl w:val="0"/>
+          <w:numId w:val="1"/>
+        </w:numPr>
+        <w:spacing w:after="60"/>
+      </w:pPr>
+      <w:r>
+        <w:t xml:space="preserve">Revenue compounded ~12% FY23-26 (Rs 1,985 -&gt; 2,759 Cr) but unevenly: FY24 +10%, FY25 +19%, FY26 only +6%; PAT range-bound Rs 263-293 Cr as the textile drag and FY25 margin dip offset scaffolding growth</w:t>
+      </w:r>
+    </w:p>
+    <w:p>
+      <w:pPr>
+        <w:pStyle w:val="ListParagraph"/>
+        <w:numPr>
+          <w:ilvl w:val="0"/>
+          <w:numId w:val="1"/>
+        </w:numPr>
+        <w:spacing w:after="60"/>
+      </w:pPr>
+      <w:r>
+        <w:t xml:space="preserve">Balance sheet conservative: borrowings ~Rs 819 Cr, D/E ~0.41, interest cover ~7x; FCF positive every year and improving (Rs 6 -&gt; 75 -&gt; 133 Cr FY24-26) as the FY24-25 capex cycle (CSN / extrusion plant) completed</w:t>
+      </w:r>
+    </w:p>
+    <w:p>
+      <w:pPr>
+        <w:pStyle w:val="ListParagraph"/>
+        <w:numPr>
+          <w:ilvl w:val="0"/>
+          <w:numId w:val="1"/>
+        </w:numPr>
+        <w:spacing w:after="60"/>
+      </w:pPr>
+      <w:r>
+        <w:t xml:space="preserve">Returns dragged by textiles: consolidated ROCE ~16% FY26 (from ~19% FY24); the core industrial segments run materially higher (Q1 FY27 group ROCE annualised ~32%)</w:t>
+      </w:r>
+    </w:p>
+    <w:p>
+      <w:pPr>
+        <w:pStyle w:val="ListParagraph"/>
+        <w:numPr>
+          <w:ilvl w:val="0"/>
+          <w:numId w:val="1"/>
+        </w:numPr>
+        <w:spacing w:after="60"/>
+      </w:pPr>
+      <w:r>
+        <w:t xml:space="preserve">Capital allocation shareholder-friendly: ~16% dividend payout plus three buybacks since 2015 (latest at Rs 4,500/share); promoter holding steady at 74.74% with no pledge</w:t>
+      </w:r>
+    </w:p>
+    <w:p>
+      <w:pPr>
+        <w:pStyle w:val="ListParagraph"/>
+        <w:numPr>
+          <w:ilvl w:val="0"/>
+          <w:numId w:val="1"/>
+        </w:numPr>
+        <w:spacing w:after="60"/>
+      </w:pPr>
+      <w:r>
+        <w:t xml:space="preserve">Portfolio pruning underway: loss-making fabric unit shut in FY26 and equipment monetised (Rs 25-30 Cr), releasing Rs 15-20 Cr working capital; garments being restructured; profitable yarn retained</w:t>
+      </w:r>
+    </w:p>
+    <w:p>
+      <w:pPr>
+        <w:spacing w:after="120"/>
+      </w:pPr>
+      <w:r>
+        <w:rPr>
+          <w:b/>
+          <w:bCs/>
+          <w:sz w:val="20"/>
+          <w:szCs w:val="20"/>
+        </w:rPr>
+        <w:t xml:space="preserve">Quarterly trend (last ~4 quarters + concall commentary):</w:t>
+      </w:r>
+    </w:p>
+    <w:p>
+      <w:pPr>
+        <w:pStyle w:val="ListParagraph"/>
+        <w:numPr>
+          <w:ilvl w:val="0"/>
+          <w:numId w:val="1"/>
+        </w:numPr>
+        <w:spacing w:after="60"/>
+      </w:pPr>
+      <w:r>
+        <w:t xml:space="preserve">Q1 FY27: revenue Rs 805 Cr +27% YoY, EBITDA Rs 178 Cr (22.1% margin), PAT Rs 138 Cr +67% YoY -- a genuine step-up but flagged by management as partly FX-driven in drum closures (43% EBIT margin)</w:t>
+      </w:r>
+    </w:p>
+    <w:p>
+      <w:pPr>
+        <w:pStyle w:val="ListParagraph"/>
+        <w:numPr>
+          <w:ilvl w:val="0"/>
+          <w:numId w:val="1"/>
+        </w:numPr>
+        <w:spacing w:after="60"/>
+      </w:pPr>
+      <w:r>
+        <w:t xml:space="preserve">Preceding quarters (screener): Sep-25 Rs 752 Cr / PAT Rs 79 Cr, Dec-25 Rs 662 Cr / Rs 54 Cr, Mar-26 Rs 712 Cr / Rs 78 Cr -- lumpy, low-double-digit PAT margins before the Q1 FY27 jump</w:t>
+      </w:r>
+    </w:p>
+    <w:p>
+      <w:pPr>
+        <w:pStyle w:val="ListParagraph"/>
+        <w:numPr>
+          <w:ilvl w:val="0"/>
+          <w:numId w:val="1"/>
+        </w:numPr>
+        <w:spacing w:after="60"/>
+      </w:pPr>
+      <w:r>
+        <w:t xml:space="preserve">Scaffolding at 95% utilisation and extrusion at 100% -- near-full loading is real operating leverage, but headroom to grow volume is now limited without the Phase 2 capex</w:t>
+      </w:r>
+    </w:p>
+    <w:p>
+      <w:pPr>
+        <w:pStyle w:val="ListParagraph"/>
+        <w:numPr>
+          <w:ilvl w:val="0"/>
+          <w:numId w:val="1"/>
+        </w:numPr>
+        <w:spacing w:after="60"/>
+      </w:pPr>
+      <w:r>
+        <w:t xml:space="preserve">Middle East scaffolding sales down (2-3% of total) on geopolitics; more than offset by US demand</w:t>
+      </w:r>
+    </w:p>
+    <w:p>
+      <w:pPr>
+        <w:spacing w:after="120"/>
+      </w:pPr>
+      <w:r>
+        <w:rPr>
+          <w:b/>
+          <w:bCs/>
+          <w:sz w:val="20"/>
+          <w:szCs w:val="20"/>
+        </w:rPr>
+        <w:t xml:space="preserve">Exchange announcements (last 6 months):</w:t>
+      </w:r>
+    </w:p>
+    <w:p>
+      <w:pPr>
+        <w:pStyle w:val="ListParagraph"/>
+        <w:numPr>
+          <w:ilvl w:val="0"/>
+          <w:numId w:val="1"/>
+        </w:numPr>
+        <w:spacing w:after="60"/>
+      </w:pPr>
+      <w:r>
+        <w:t xml:space="preserve">Q1 FY27 results (Aug 2026): revenue +27%, PAT +67%, margin 22.1%</w:t>
+      </w:r>
+    </w:p>
+    <w:p>
+      <w:pPr>
+        <w:pStyle w:val="ListParagraph"/>
+        <w:numPr>
+          <w:ilvl w:val="0"/>
+          <w:numId w:val="1"/>
+        </w:numPr>
+        <w:spacing w:after="60"/>
+      </w:pPr>
+      <w:r>
+        <w:t xml:space="preserve">FY26 final dividend Rs 20/share (declared 28 May 2026)</w:t>
+      </w:r>
+    </w:p>
+    <w:p>
+      <w:pPr>
+        <w:pStyle w:val="ListParagraph"/>
+        <w:numPr>
+          <w:ilvl w:val="0"/>
+          <w:numId w:val="1"/>
+        </w:numPr>
+        <w:spacing w:after="60"/>
+      </w:pPr>
+      <w:r>
+        <w:t xml:space="preserve">Defense vertical: initial DRDO-approved orders for JT coolers (~Rs 20 Cr) and missile canisters (~Rs 10 Cr), repeat orders expected</w:t>
+      </w:r>
+    </w:p>
+    <w:p>
+      <w:pPr>
+        <w:pStyle w:val="ListParagraph"/>
+        <w:numPr>
+          <w:ilvl w:val="0"/>
+          <w:numId w:val="1"/>
+        </w:numPr>
+        <w:spacing w:after="60"/>
+      </w:pPr>
+      <w:r>
+        <w:t xml:space="preserve">Fabric division shutdown and sale of equipment for Rs 25-30 Cr</w:t>
+      </w:r>
+    </w:p>
+    <w:p>
+      <w:pPr>
+        <w:pStyle w:val="ListParagraph"/>
+        <w:numPr>
+          <w:ilvl w:val="0"/>
+          <w:numId w:val="1"/>
+        </w:numPr>
+        <w:spacing w:after="60"/>
+      </w:pPr>
+      <w:r>
+        <w:t xml:space="preserve">No fresh buyback announced in 2026 to date (last buyback 2024 at Rs 4,500/share)</w:t>
+      </w:r>
+    </w:p>
+    <w:p>
+      <w:pPr>
+        <w:spacing w:after="120"/>
+      </w:pPr>
+      <w:r>
+        <w:rPr>
+          <w:b/>
+          <w:bCs/>
+          <w:sz w:val="20"/>
+          <w:szCs w:val="20"/>
+        </w:rPr>
+        <w:t xml:space="preserve">Key new facts vs. the prior write-up:</w:t>
+      </w:r>
+    </w:p>
+    <w:p>
+      <w:pPr>
+        <w:pStyle w:val="ListParagraph"/>
+        <w:numPr>
+          <w:ilvl w:val="0"/>
+          <w:numId w:val="1"/>
+        </w:numPr>
+        <w:spacing w:after="60"/>
+      </w:pPr>
+      <w:r>
+        <w:t xml:space="preserve">Q1 FY27 consolidated EBITDA margin jumped to 22.1% (from 17.7%) but management explicitly calls the drum-closure 43% EBIT margin unsustainable (~30%+ normal, INR-aided on a ~100%-export book) -- peak_margin_risk is real</w:t>
+      </w:r>
+    </w:p>
+    <w:p>
+      <w:pPr>
+        <w:pStyle w:val="ListParagraph"/>
+        <w:numPr>
+          <w:ilvl w:val="0"/>
+          <w:numId w:val="1"/>
+        </w:numPr>
+        <w:spacing w:after="60"/>
+      </w:pPr>
+      <w:r>
+        <w:t xml:space="preserve">US tariff gap has widened to ~50% on Chinese scaffolding vs 25% on Indian steel -- the share-gain tailwind is intact and arguably stronger</w:t>
+      </w:r>
+    </w:p>
+    <w:p>
+      <w:pPr>
+        <w:pStyle w:val="ListParagraph"/>
+        <w:numPr>
+          <w:ilvl w:val="0"/>
+          <w:numId w:val="1"/>
+        </w:numPr>
+        <w:spacing w:after="60"/>
+      </w:pPr>
+      <w:r>
+        <w:t xml:space="preserve">Balance sheet and cash flow are healthier than the prior file implied: FCF Rs 133 Cr FY26, D/E ~0.41, interest cover ~7x</w:t>
+      </w:r>
+    </w:p>
+    <w:p>
+      <w:pPr>
+        <w:pStyle w:val="ListParagraph"/>
+        <w:numPr>
+          <w:ilvl w:val="0"/>
+          <w:numId w:val="1"/>
+        </w:numPr>
+        <w:spacing w:after="60"/>
+      </w:pPr>
+      <w:r>
+        <w:t xml:space="preserve">Loss-making fabric unit has been shut and monetised; only garments remains a drag, and it is being restructured</w:t>
+      </w:r>
+    </w:p>
+    <w:p>
+      <w:pPr>
+        <w:pStyle w:val="ListParagraph"/>
+        <w:numPr>
+          <w:ilvl w:val="0"/>
+          <w:numId w:val="1"/>
+        </w:numPr>
+        <w:spacing w:after="60"/>
+      </w:pPr>
+      <w:r>
+        <w:t xml:space="preserve">A new DRDO-approved defense vertical (missile canisters, JT coolers) has started billing, small but with repeat-order and ~15%-margin potential</w:t>
+      </w:r>
+    </w:p>
+    <w:p>
+      <w:pPr>
+        <w:pStyle w:val="ListParagraph"/>
+        <w:numPr>
+          <w:ilvl w:val="0"/>
+          <w:numId w:val="1"/>
+        </w:numPr>
+        <w:spacing w:after="60"/>
+      </w:pPr>
+      <w:r>
+        <w:t xml:space="preserve">Management refuses long-term guidance -- forward estimates rest on segment-level commentary, not a stated target</w:t>
+      </w:r>
+    </w:p>
+    <w:p>
+      <w:pPr>
+        <w:spacing w:after="120"/>
+      </w:pPr>
+      <w:r>
+        <w:rPr>
+          <w:b/>
+          <w:bCs/>
+          <w:sz w:val="20"/>
+          <w:szCs w:val="20"/>
+        </w:rPr>
+        <w:t xml:space="preserve">Open questions / what to watch:</w:t>
+      </w:r>
+    </w:p>
+    <w:p>
+      <w:pPr>
+        <w:pStyle w:val="ListParagraph"/>
+        <w:numPr>
+          <w:ilvl w:val="0"/>
+          <w:numId w:val="1"/>
+        </w:numPr>
+        <w:spacing w:after="60"/>
+      </w:pPr>
+      <w:r>
+        <w:t xml:space="preserve">How fast do drum-closure margins mean-revert from 43% toward the ~30% 'sustainable' level, and does scaffolding/engineering volume growth offset it in FY28?</w:t>
+      </w:r>
+    </w:p>
+    <w:p>
+      <w:pPr>
+        <w:pStyle w:val="ListParagraph"/>
+        <w:numPr>
+          <w:ilvl w:val="0"/>
+          <w:numId w:val="1"/>
+        </w:numPr>
+        <w:spacing w:after="60"/>
+      </w:pPr>
+      <w:r>
+        <w:t xml:space="preserve">Is there a Phase 2 capex plan (size, timing, funding) for next year, given scaffolding is at 95% utilisation?</w:t>
+      </w:r>
+    </w:p>
+    <w:p>
+      <w:pPr>
+        <w:pStyle w:val="ListParagraph"/>
+        <w:numPr>
+          <w:ilvl w:val="0"/>
+          <w:numId w:val="1"/>
+        </w:numPr>
+        <w:spacing w:after="60"/>
+      </w:pPr>
+      <w:r>
+        <w:t xml:space="preserve">Can the defense vertical scale beyond the initial ~Rs 30 Cr of orders, and at what margin?</w:t>
+      </w:r>
+    </w:p>
+    <w:p>
+      <w:pPr>
+        <w:pStyle w:val="ListParagraph"/>
+        <w:numPr>
+          <w:ilvl w:val="0"/>
+          <w:numId w:val="1"/>
+        </w:numPr>
+        <w:spacing w:after="60"/>
+      </w:pPr>
+      <w:r>
+        <w:t xml:space="preserve">Does the garments restructuring reach break-even or is a further exit likely?</w:t>
+      </w:r>
+    </w:p>
+    <w:p>
+      <w:pPr>
+        <w:pStyle w:val="ListParagraph"/>
+        <w:numPr>
+          <w:ilvl w:val="0"/>
+          <w:numId w:val="1"/>
+        </w:numPr>
+        <w:spacing w:after="60"/>
+      </w:pPr>
+      <w:r>
+        <w:t xml:space="preserve">How much of FY27 revenue growth is price/FX vs volume?</w:t>
+      </w:r>
+    </w:p>
+    <w:p>
+      <w:pPr>
+        <w:spacing w:after="120" w:before="120"/>
+      </w:pPr>
+      <w:r>
+        <w:rPr>
+          <w:b/>
+          <w:bCs/>
+          <w:sz w:val="20"/>
+          <w:szCs w:val="20"/>
+        </w:rPr>
+        <w:t xml:space="preserve">Conviction impact: </w:t>
+      </w:r>
+      <w:r>
+        <w:rPr>
+          <w:sz w:val="20"/>
+          <w:szCs w:val="20"/>
+        </w:rPr>
+        <w:t xml:space="preserve">Low-Medium -&gt; Medium. The deep read confirms genuine quality (high-teens through-cycle ROCE, D/E ~0.4, positive and rising FCF, serial buybacks, no red flags, elevated-tier VP tracking) and a real, arguably stronger US-tariff / China+1 share-gain tailwind, plus a value-accretive portfolio clean-up -- enough to lift conviction one notch. It is held at Medium (not higher) because a material part of the Q1 FY27 margin is unrepeatable FX in drum closures, growth is lumpy, and at a ~Rs 7,100 Cr mid-cap of limited-TAM niches the 10x-in-2-3-years label (four_box 3.0) overstates the realistic mid-teens-compounder profile.</w:t>
+      </w:r>
+    </w:p>
+    <w:p>
+      <w:pPr>
+        <w:pStyle w:val="Heading1"/>
+        <w:spacing w:after="120" w:before="280"/>
+      </w:pPr>
+      <w:r>
+        <w:t xml:space="preserve">Guidance &amp; Expectation Gap</w:t>
+      </w:r>
+    </w:p>
+    <w:p>
+      <w:pPr>
+        <w:spacing w:after="120"/>
+      </w:pPr>
       <w:r>
         <w:rPr>
           <w:i/>
@@ -353,6 +888,2006 @@
           <w:sz w:val="18"/>
           <w:szCs w:val="18"/>
         </w:rPr>
+        <w:t xml:space="preserve">Management guidance decoded into commitments, graded on the expectation → action → operational → commercial → financial ladder, then compared to what the current price appears to assume. Method: playbook/guidance-and-expectation-gap.md.</w:t>
+      </w:r>
+    </w:p>
+    <w:p>
+      <w:pPr>
+        <w:spacing w:after="120"/>
+      </w:pPr>
+      <w:r>
+        <w:rPr>
+          <w:b/>
+          <w:bCs/>
+          <w:sz w:val="20"/>
+          <w:szCs w:val="20"/>
+        </w:rPr>
+        <w:t xml:space="preserve">Commitment ladder (most-proven first):</w:t>
+      </w:r>
+    </w:p>
+    <w:tbl>
+      <w:tblPr>
+        <w:tblW w:type="dxa" w:w="9000"/>
+        <w:tblBorders>
+          <w:top w:val="single" w:color="auto" w:sz="4"/>
+          <w:left w:val="single" w:color="auto" w:sz="4"/>
+          <w:bottom w:val="single" w:color="auto" w:sz="4"/>
+          <w:right w:val="single" w:color="auto" w:sz="4"/>
+          <w:insideH w:val="single" w:color="auto" w:sz="4"/>
+          <w:insideV w:val="single" w:color="auto" w:sz="4"/>
+        </w:tblBorders>
+      </w:tblPr>
+      <w:tblGrid>
+        <w:gridCol w:w="1100"/>
+        <w:gridCol w:w="2600"/>
+        <w:gridCol w:w="2400"/>
+        <w:gridCol w:w="900"/>
+        <w:gridCol w:w="1200"/>
+        <w:gridCol w:w="800"/>
+      </w:tblGrid>
+      <w:tr>
+        <w:trPr>
+          <w:tblHeader/>
+        </w:trPr>
+        <w:tc>
+          <w:tcPr>
+            <w:tcW w:type="dxa" w:w="1100"/>
+            <w:shd w:fill="F2F2F2" w:val="clear"/>
+          </w:tcPr>
+          <w:p>
+            <w:r>
+              <w:rPr>
+                <w:b/>
+                <w:bCs/>
+                <w:sz w:val="18"/>
+                <w:szCs w:val="18"/>
+              </w:rPr>
+              <w:t xml:space="preserve">Area</w:t>
+            </w:r>
+          </w:p>
+        </w:tc>
+        <w:tc>
+          <w:tcPr>
+            <w:tcW w:type="dxa" w:w="2600"/>
+            <w:shd w:fill="F2F2F2" w:val="clear"/>
+          </w:tcPr>
+          <w:p>
+            <w:r>
+              <w:rPr>
+                <w:b/>
+                <w:bCs/>
+                <w:sz w:val="18"/>
+                <w:szCs w:val="18"/>
+              </w:rPr>
+              <w:t xml:space="preserve">Commitment</w:t>
+            </w:r>
+          </w:p>
+        </w:tc>
+        <w:tc>
+          <w:tcPr>
+            <w:tcW w:type="dxa" w:w="2400"/>
+            <w:shd w:fill="F2F2F2" w:val="clear"/>
+          </w:tcPr>
+          <w:p>
+            <w:r>
+              <w:rPr>
+                <w:b/>
+                <w:bCs/>
+                <w:sz w:val="18"/>
+                <w:szCs w:val="18"/>
+              </w:rPr>
+              <w:t xml:space="preserve">Specifics</w:t>
+            </w:r>
+          </w:p>
+        </w:tc>
+        <w:tc>
+          <w:tcPr>
+            <w:tcW w:type="dxa" w:w="900"/>
+            <w:shd w:fill="F2F2F2" w:val="clear"/>
+          </w:tcPr>
+          <w:p>
+            <w:r>
+              <w:rPr>
+                <w:b/>
+                <w:bCs/>
+                <w:sz w:val="18"/>
+                <w:szCs w:val="18"/>
+              </w:rPr>
+              <w:t xml:space="preserve">By when</w:t>
+            </w:r>
+          </w:p>
+        </w:tc>
+        <w:tc>
+          <w:tcPr>
+            <w:tcW w:type="dxa" w:w="1200"/>
+            <w:shd w:fill="F2F2F2" w:val="clear"/>
+          </w:tcPr>
+          <w:p>
+            <w:r>
+              <w:rPr>
+                <w:b/>
+                <w:bCs/>
+                <w:sz w:val="18"/>
+                <w:szCs w:val="18"/>
+              </w:rPr>
+              <w:t xml:space="preserve">Stage</w:t>
+            </w:r>
+          </w:p>
+        </w:tc>
+        <w:tc>
+          <w:tcPr>
+            <w:tcW w:type="dxa" w:w="800"/>
+            <w:shd w:fill="F2F2F2" w:val="clear"/>
+          </w:tcPr>
+          <w:p>
+            <w:r>
+              <w:rPr>
+                <w:b/>
+                <w:bCs/>
+                <w:sz w:val="18"/>
+                <w:szCs w:val="18"/>
+              </w:rPr>
+              <w:t xml:space="preserve">Thesis-critical</w:t>
+            </w:r>
+          </w:p>
+        </w:tc>
+      </w:tr>
+      <w:tr>
+        <w:tc>
+          <w:tcPr>
+            <w:tcW w:type="dxa" w:w="1100"/>
+          </w:tcPr>
+          <w:p>
+            <w:r>
+              <w:rPr>
+                <w:b w:val="false"/>
+                <w:bCs w:val="false"/>
+                <w:sz w:val="18"/>
+                <w:szCs w:val="18"/>
+              </w:rPr>
+              <w:t xml:space="preserve">capacity</w:t>
+            </w:r>
+          </w:p>
+        </w:tc>
+        <w:tc>
+          <w:tcPr>
+            <w:tcW w:type="dxa" w:w="2600"/>
+          </w:tcPr>
+          <w:p>
+            <w:r>
+              <w:rPr>
+                <w:b w:val="false"/>
+                <w:bCs w:val="false"/>
+                <w:sz w:val="18"/>
+                <w:szCs w:val="18"/>
+              </w:rPr>
+              <w:t xml:space="preserve">Run scaffolding + formwork to full utilisation; add capacity within ~3 months if needed</w:t>
+            </w:r>
+          </w:p>
+        </w:tc>
+        <w:tc>
+          <w:tcPr>
+            <w:tcW w:type="dxa" w:w="2400"/>
+          </w:tcPr>
+          <w:p>
+            <w:r>
+              <w:rPr>
+                <w:b w:val="false"/>
+                <w:bCs w:val="false"/>
+                <w:sz w:val="18"/>
+                <w:szCs w:val="18"/>
+              </w:rPr>
+              <w:t xml:space="preserve">steel scaffolding at 95%, aluminium formwork at 75-80%</w:t>
+            </w:r>
+          </w:p>
+        </w:tc>
+        <w:tc>
+          <w:tcPr>
+            <w:tcW w:type="dxa" w:w="900"/>
+          </w:tcPr>
+          <w:p>
+            <w:r>
+              <w:rPr>
+                <w:b w:val="false"/>
+                <w:bCs w:val="false"/>
+                <w:sz w:val="18"/>
+                <w:szCs w:val="18"/>
+              </w:rPr>
+              <w:t xml:space="preserve">6M</w:t>
+            </w:r>
+          </w:p>
+        </w:tc>
+        <w:tc>
+          <w:tcPr>
+            <w:tcW w:type="dxa" w:w="1200"/>
+          </w:tcPr>
+          <w:p>
+            <w:r>
+              <w:rPr>
+                <w:b w:val="false"/>
+                <w:bCs w:val="false"/>
+                <w:sz w:val="18"/>
+                <w:szCs w:val="18"/>
+              </w:rPr>
+              <w:t xml:space="preserve">operational</w:t>
+            </w:r>
+          </w:p>
+        </w:tc>
+        <w:tc>
+          <w:tcPr>
+            <w:tcW w:type="dxa" w:w="800"/>
+          </w:tcPr>
+          <w:p>
+            <w:r>
+              <w:rPr>
+                <w:b w:val="false"/>
+                <w:bCs w:val="false"/>
+                <w:sz w:val="18"/>
+                <w:szCs w:val="18"/>
+              </w:rPr>
+              <w:t xml:space="preserve">yes</w:t>
+            </w:r>
+          </w:p>
+        </w:tc>
+      </w:tr>
+      <w:tr>
+        <w:tc>
+          <w:tcPr>
+            <w:tcW w:type="dxa" w:w="1100"/>
+          </w:tcPr>
+          <w:p>
+            <w:r>
+              <w:rPr>
+                <w:b w:val="false"/>
+                <w:bCs w:val="false"/>
+                <w:sz w:val="18"/>
+                <w:szCs w:val="18"/>
+              </w:rPr>
+              <w:t xml:space="preserve">margin</w:t>
+            </w:r>
+          </w:p>
+        </w:tc>
+        <w:tc>
+          <w:tcPr>
+            <w:tcW w:type="dxa" w:w="2600"/>
+          </w:tcPr>
+          <w:p>
+            <w:r>
+              <w:rPr>
+                <w:b w:val="false"/>
+                <w:bCs w:val="false"/>
+                <w:sz w:val="18"/>
+                <w:szCs w:val="18"/>
+              </w:rPr>
+              <w:t xml:space="preserve">Drum-closure margin normalises from record 43% EBIT toward ~30%+ 'sustainable'</w:t>
+            </w:r>
+          </w:p>
+        </w:tc>
+        <w:tc>
+          <w:tcPr>
+            <w:tcW w:type="dxa" w:w="2400"/>
+          </w:tcPr>
+          <w:p>
+            <w:r>
+              <w:rPr>
+                <w:b w:val="false"/>
+                <w:bCs w:val="false"/>
+                <w:sz w:val="18"/>
+                <w:szCs w:val="18"/>
+              </w:rPr>
+              <w:t xml:space="preserve">~100% export book, INR-aided in Q1 FY27</w:t>
+            </w:r>
+          </w:p>
+        </w:tc>
+        <w:tc>
+          <w:tcPr>
+            <w:tcW w:type="dxa" w:w="900"/>
+          </w:tcPr>
+          <w:p>
+            <w:r>
+              <w:rPr>
+                <w:b w:val="false"/>
+                <w:bCs w:val="false"/>
+                <w:sz w:val="18"/>
+                <w:szCs w:val="18"/>
+              </w:rPr>
+              <w:t xml:space="preserve">FY27</w:t>
+            </w:r>
+          </w:p>
+        </w:tc>
+        <w:tc>
+          <w:tcPr>
+            <w:tcW w:type="dxa" w:w="1200"/>
+          </w:tcPr>
+          <w:p>
+            <w:r>
+              <w:rPr>
+                <w:b w:val="false"/>
+                <w:bCs w:val="false"/>
+                <w:sz w:val="18"/>
+                <w:szCs w:val="18"/>
+              </w:rPr>
+              <w:t xml:space="preserve">expectation</w:t>
+            </w:r>
+          </w:p>
+        </w:tc>
+        <w:tc>
+          <w:tcPr>
+            <w:tcW w:type="dxa" w:w="800"/>
+          </w:tcPr>
+          <w:p>
+            <w:r>
+              <w:rPr>
+                <w:b w:val="false"/>
+                <w:bCs w:val="false"/>
+                <w:sz w:val="18"/>
+                <w:szCs w:val="18"/>
+              </w:rPr>
+              <w:t xml:space="preserve">yes</w:t>
+            </w:r>
+          </w:p>
+        </w:tc>
+      </w:tr>
+      <w:tr>
+        <w:tc>
+          <w:tcPr>
+            <w:tcW w:type="dxa" w:w="1100"/>
+          </w:tcPr>
+          <w:p>
+            <w:r>
+              <w:rPr>
+                <w:b w:val="false"/>
+                <w:bCs w:val="false"/>
+                <w:sz w:val="18"/>
+                <w:szCs w:val="18"/>
+              </w:rPr>
+              <w:t xml:space="preserve">new_business</w:t>
+            </w:r>
+          </w:p>
+        </w:tc>
+        <w:tc>
+          <w:tcPr>
+            <w:tcW w:type="dxa" w:w="2600"/>
+          </w:tcPr>
+          <w:p>
+            <w:r>
+              <w:rPr>
+                <w:b w:val="false"/>
+                <w:bCs w:val="false"/>
+                <w:sz w:val="18"/>
+                <w:szCs w:val="18"/>
+              </w:rPr>
+              <w:t xml:space="preserve">Scale the DRDO-approved defense vertical (missile canisters, JT coolers)</w:t>
+            </w:r>
+          </w:p>
+        </w:tc>
+        <w:tc>
+          <w:tcPr>
+            <w:tcW w:type="dxa" w:w="2400"/>
+          </w:tcPr>
+          <w:p>
+            <w:r>
+              <w:rPr>
+                <w:b w:val="false"/>
+                <w:bCs w:val="false"/>
+                <w:sz w:val="18"/>
+                <w:szCs w:val="18"/>
+              </w:rPr>
+              <w:t xml:space="preserve">initial orders ~Rs 20 Cr + ~Rs 10 Cr; repeat orders expected at ~15% margin</w:t>
+            </w:r>
+          </w:p>
+        </w:tc>
+        <w:tc>
+          <w:tcPr>
+            <w:tcW w:type="dxa" w:w="900"/>
+          </w:tcPr>
+          <w:p>
+            <w:r>
+              <w:rPr>
+                <w:b w:val="false"/>
+                <w:bCs w:val="false"/>
+                <w:sz w:val="18"/>
+                <w:szCs w:val="18"/>
+              </w:rPr>
+              <w:t xml:space="preserve">FY27</w:t>
+            </w:r>
+          </w:p>
+        </w:tc>
+        <w:tc>
+          <w:tcPr>
+            <w:tcW w:type="dxa" w:w="1200"/>
+          </w:tcPr>
+          <w:p>
+            <w:r>
+              <w:rPr>
+                <w:b w:val="false"/>
+                <w:bCs w:val="false"/>
+                <w:sz w:val="18"/>
+                <w:szCs w:val="18"/>
+              </w:rPr>
+              <w:t xml:space="preserve">commercial</w:t>
+            </w:r>
+          </w:p>
+        </w:tc>
+        <w:tc>
+          <w:tcPr>
+            <w:tcW w:type="dxa" w:w="800"/>
+          </w:tcPr>
+          <w:p>
+            <w:r>
+              <w:rPr>
+                <w:b w:val="false"/>
+                <w:bCs w:val="false"/>
+                <w:sz w:val="18"/>
+                <w:szCs w:val="18"/>
+              </w:rPr>
+              <w:t xml:space="preserve"/>
+            </w:r>
+          </w:p>
+        </w:tc>
+      </w:tr>
+      <w:tr>
+        <w:tc>
+          <w:tcPr>
+            <w:tcW w:type="dxa" w:w="1100"/>
+          </w:tcPr>
+          <w:p>
+            <w:r>
+              <w:rPr>
+                <w:b w:val="false"/>
+                <w:bCs w:val="false"/>
+                <w:sz w:val="18"/>
+                <w:szCs w:val="18"/>
+              </w:rPr>
+              <w:t xml:space="preserve">strategy</w:t>
+            </w:r>
+          </w:p>
+        </w:tc>
+        <w:tc>
+          <w:tcPr>
+            <w:tcW w:type="dxa" w:w="2600"/>
+          </w:tcPr>
+          <w:p>
+            <w:r>
+              <w:rPr>
+                <w:b w:val="false"/>
+                <w:bCs w:val="false"/>
+                <w:sz w:val="18"/>
+                <w:szCs w:val="18"/>
+              </w:rPr>
+              <w:t xml:space="preserve">Complete textiles restructuring (fabric shut; garments turnaround; retain yarn)</w:t>
+            </w:r>
+          </w:p>
+        </w:tc>
+        <w:tc>
+          <w:tcPr>
+            <w:tcW w:type="dxa" w:w="2400"/>
+          </w:tcPr>
+          <w:p>
+            <w:r>
+              <w:rPr>
+                <w:b w:val="false"/>
+                <w:bCs w:val="false"/>
+                <w:sz w:val="18"/>
+                <w:szCs w:val="18"/>
+              </w:rPr>
+              <w:t xml:space="preserve">fabric equipment sold for Rs 25-30 Cr; Rs 15-20 Cr working capital released</w:t>
+            </w:r>
+          </w:p>
+        </w:tc>
+        <w:tc>
+          <w:tcPr>
+            <w:tcW w:type="dxa" w:w="900"/>
+          </w:tcPr>
+          <w:p>
+            <w:r>
+              <w:rPr>
+                <w:b w:val="false"/>
+                <w:bCs w:val="false"/>
+                <w:sz w:val="18"/>
+                <w:szCs w:val="18"/>
+              </w:rPr>
+              <w:t xml:space="preserve">12M</w:t>
+            </w:r>
+          </w:p>
+        </w:tc>
+        <w:tc>
+          <w:tcPr>
+            <w:tcW w:type="dxa" w:w="1200"/>
+          </w:tcPr>
+          <w:p>
+            <w:r>
+              <w:rPr>
+                <w:b w:val="false"/>
+                <w:bCs w:val="false"/>
+                <w:sz w:val="18"/>
+                <w:szCs w:val="18"/>
+              </w:rPr>
+              <w:t xml:space="preserve">operational</w:t>
+            </w:r>
+          </w:p>
+        </w:tc>
+        <w:tc>
+          <w:tcPr>
+            <w:tcW w:type="dxa" w:w="800"/>
+          </w:tcPr>
+          <w:p>
+            <w:r>
+              <w:rPr>
+                <w:b w:val="false"/>
+                <w:bCs w:val="false"/>
+                <w:sz w:val="18"/>
+                <w:szCs w:val="18"/>
+              </w:rPr>
+              <w:t xml:space="preserve"/>
+            </w:r>
+          </w:p>
+        </w:tc>
+      </w:tr>
+      <w:tr>
+        <w:tc>
+          <w:tcPr>
+            <w:tcW w:type="dxa" w:w="1100"/>
+          </w:tcPr>
+          <w:p>
+            <w:r>
+              <w:rPr>
+                <w:b w:val="false"/>
+                <w:bCs w:val="false"/>
+                <w:sz w:val="18"/>
+                <w:szCs w:val="18"/>
+              </w:rPr>
+              <w:t xml:space="preserve">capex</w:t>
+            </w:r>
+          </w:p>
+        </w:tc>
+        <w:tc>
+          <w:tcPr>
+            <w:tcW w:type="dxa" w:w="2600"/>
+          </w:tcPr>
+          <w:p>
+            <w:r>
+              <w:rPr>
+                <w:b w:val="false"/>
+                <w:bCs w:val="false"/>
+                <w:sz w:val="18"/>
+                <w:szCs w:val="18"/>
+              </w:rPr>
+              <w:t xml:space="preserve">Evaluate a Phase 2 expansion for next year; no major capex in the current year</w:t>
+            </w:r>
+          </w:p>
+        </w:tc>
+        <w:tc>
+          <w:tcPr>
+            <w:tcW w:type="dxa" w:w="2400"/>
+          </w:tcPr>
+          <w:p>
+            <w:r>
+              <w:rPr>
+                <w:b w:val="false"/>
+                <w:bCs w:val="false"/>
+                <w:sz w:val="18"/>
+                <w:szCs w:val="18"/>
+              </w:rPr>
+              <w:t xml:space="preserve">CSN/extrusion plant completed FY25</w:t>
+            </w:r>
+          </w:p>
+        </w:tc>
+        <w:tc>
+          <w:tcPr>
+            <w:tcW w:type="dxa" w:w="900"/>
+          </w:tcPr>
+          <w:p>
+            <w:r>
+              <w:rPr>
+                <w:b w:val="false"/>
+                <w:bCs w:val="false"/>
+                <w:sz w:val="18"/>
+                <w:szCs w:val="18"/>
+              </w:rPr>
+              <w:t xml:space="preserve">FY28</w:t>
+            </w:r>
+          </w:p>
+        </w:tc>
+        <w:tc>
+          <w:tcPr>
+            <w:tcW w:type="dxa" w:w="1200"/>
+          </w:tcPr>
+          <w:p>
+            <w:r>
+              <w:rPr>
+                <w:b w:val="false"/>
+                <w:bCs w:val="false"/>
+                <w:sz w:val="18"/>
+                <w:szCs w:val="18"/>
+              </w:rPr>
+              <w:t xml:space="preserve">expectation</w:t>
+            </w:r>
+          </w:p>
+        </w:tc>
+        <w:tc>
+          <w:tcPr>
+            <w:tcW w:type="dxa" w:w="800"/>
+          </w:tcPr>
+          <w:p>
+            <w:r>
+              <w:rPr>
+                <w:b w:val="false"/>
+                <w:bCs w:val="false"/>
+                <w:sz w:val="18"/>
+                <w:szCs w:val="18"/>
+              </w:rPr>
+              <w:t xml:space="preserve"/>
+            </w:r>
+          </w:p>
+        </w:tc>
+      </w:tr>
+    </w:tbl>
+    <w:p>
+      <w:pPr>
+        <w:spacing w:after="60" w:before="120"/>
+      </w:pPr>
+      <w:r>
+        <w:rPr>
+          <w:b/>
+          <w:bCs/>
+          <w:sz w:val="20"/>
+          <w:szCs w:val="20"/>
+        </w:rPr>
+        <w:t xml:space="preserve">Earnings chain: </w:t>
+      </w:r>
+      <w:r>
+        <w:rPr>
+          <w:b w:val="false"/>
+          <w:bCs w:val="false"/>
+          <w:sz w:val="20"/>
+          <w:szCs w:val="20"/>
+        </w:rPr>
+        <w:t xml:space="preserve">US ~50% tariff on Chinese scaffolding + China+1 + INR depreciation</w:t>
+      </w:r>
+      <w:r>
+        <w:rPr>
+          <w:color w:val="666666"/>
+          <w:sz w:val="20"/>
+          <w:szCs w:val="20"/>
+        </w:rPr>
+        <w:t xml:space="preserve"> → </w:t>
+      </w:r>
+      <w:r>
+        <w:rPr>
+          <w:b w:val="false"/>
+          <w:bCs w:val="false"/>
+          <w:sz w:val="20"/>
+          <w:szCs w:val="20"/>
+        </w:rPr>
+        <w:t xml:space="preserve">scaffolding &amp; drum-closure volume/price growth</w:t>
+      </w:r>
+      <w:r>
+        <w:rPr>
+          <w:color w:val="666666"/>
+          <w:sz w:val="20"/>
+          <w:szCs w:val="20"/>
+        </w:rPr>
+        <w:t xml:space="preserve"> → </w:t>
+      </w:r>
+      <w:r>
+        <w:rPr>
+          <w:b w:val="false"/>
+          <w:bCs w:val="false"/>
+          <w:sz w:val="20"/>
+          <w:szCs w:val="20"/>
+        </w:rPr>
+        <w:t xml:space="preserve">backward integration (aluminium extrusion at 100% util)</w:t>
+      </w:r>
+      <w:r>
+        <w:rPr>
+          <w:color w:val="666666"/>
+          <w:sz w:val="20"/>
+          <w:szCs w:val="20"/>
+        </w:rPr>
+        <w:t xml:space="preserve"> → </w:t>
+      </w:r>
+      <w:r>
+        <w:rPr>
+          <w:b w:val="false"/>
+          <w:bCs w:val="false"/>
+          <w:sz w:val="20"/>
+          <w:szCs w:val="20"/>
+        </w:rPr>
+        <w:t xml:space="preserve">operating leverage on near-full utilisation</w:t>
+      </w:r>
+      <w:r>
+        <w:rPr>
+          <w:color w:val="666666"/>
+          <w:sz w:val="20"/>
+          <w:szCs w:val="20"/>
+        </w:rPr>
+        <w:t xml:space="preserve"> → </w:t>
+      </w:r>
+      <w:r>
+        <w:rPr>
+          <w:b w:val="false"/>
+          <w:bCs w:val="false"/>
+          <w:sz w:val="20"/>
+          <w:szCs w:val="20"/>
+        </w:rPr>
+        <w:t xml:space="preserve">fabric-shutdown drag removed</w:t>
+      </w:r>
+      <w:r>
+        <w:rPr>
+          <w:color w:val="666666"/>
+          <w:sz w:val="20"/>
+          <w:szCs w:val="20"/>
+        </w:rPr>
+        <w:t xml:space="preserve"> → </w:t>
+      </w:r>
+      <w:r>
+        <w:rPr>
+          <w:b w:val="false"/>
+          <w:bCs w:val="false"/>
+          <w:sz w:val="20"/>
+          <w:szCs w:val="20"/>
+        </w:rPr>
+        <w:t xml:space="preserve">EBITDA margin (Q1 FY27 ~22%, sustainable ~17-18%)</w:t>
+      </w:r>
+      <w:r>
+        <w:rPr>
+          <w:color w:val="666666"/>
+          <w:sz w:val="20"/>
+          <w:szCs w:val="20"/>
+        </w:rPr>
+        <w:t xml:space="preserve"> → </w:t>
+      </w:r>
+      <w:r>
+        <w:rPr>
+          <w:b w:val="false"/>
+          <w:bCs w:val="false"/>
+          <w:sz w:val="20"/>
+          <w:szCs w:val="20"/>
+        </w:rPr>
+        <w:t xml:space="preserve">PAT / FCF (positive, ~Rs 133 Cr FY26)</w:t>
+      </w:r>
+    </w:p>
+    <w:p>
+      <w:pPr>
+        <w:spacing w:after="120"/>
+      </w:pPr>
+      <w:r>
+        <w:rPr>
+          <w:color w:val="666666"/>
+          <w:sz w:val="18"/>
+          <w:szCs w:val="18"/>
+        </w:rPr>
+        <w:t xml:space="preserve">Bottleneck link: scaffolding capacity at 95% utilisation.</w:t>
+      </w:r>
+    </w:p>
+    <w:p>
+      <w:pPr>
+        <w:spacing w:after="120"/>
+      </w:pPr>
+      <w:r>
+        <w:rPr>
+          <w:color w:val="666666"/>
+          <w:sz w:val="18"/>
+          <w:szCs w:val="18"/>
+        </w:rPr>
+        <w:t xml:space="preserve">Operating leverage: yes -- scaffolding and extrusion at/near full utilisation; but a large part of the current margin is INR-driven in ~100%-export drum closures, which management flags as unsustainable</w:t>
+      </w:r>
+    </w:p>
+    <w:p>
+      <w:pPr>
+        <w:spacing w:after="120"/>
+      </w:pPr>
+      <w:r>
+        <w:rPr>
+          <w:color w:val="666666"/>
+          <w:sz w:val="18"/>
+          <w:szCs w:val="18"/>
+        </w:rPr>
+        <w:t xml:space="preserve">Evidenced: US ~50% tariff on Chinese scaffolding + China+1 + INR depreciation; scaffolding &amp; drum-closure volume/price growth; backward integration (aluminium extrusion at 100% util); fabric-shutdown drag removed; PAT / FCF (positive, ~Rs 133 Cr FY26). Still assumed: operating leverage on near-full utilisation; EBITDA margin (Q1 FY27 ~22%, sustainable ~17-18%).</w:t>
+      </w:r>
+    </w:p>
+    <w:p>
+      <w:pPr>
+        <w:spacing w:after="120"/>
+      </w:pPr>
+      <w:r>
+        <w:rPr>
+          <w:b/>
+          <w:bCs/>
+          <w:sz w:val="20"/>
+          <w:szCs w:val="20"/>
+        </w:rPr>
+        <w:t xml:space="preserve">Market expectation vs. our path:</w:t>
+      </w:r>
+    </w:p>
+    <w:tbl>
+      <w:tblPr>
+        <w:tblW w:type="dxa" w:w="9000"/>
+        <w:tblBorders>
+          <w:top w:val="single" w:color="auto" w:sz="4"/>
+          <w:left w:val="single" w:color="auto" w:sz="4"/>
+          <w:bottom w:val="single" w:color="auto" w:sz="4"/>
+          <w:right w:val="single" w:color="auto" w:sz="4"/>
+          <w:insideH w:val="single" w:color="auto" w:sz="4"/>
+          <w:insideV w:val="single" w:color="auto" w:sz="4"/>
+        </w:tblBorders>
+      </w:tblPr>
+      <w:tblGrid>
+        <w:gridCol w:w="3200"/>
+        <w:gridCol w:w="5800"/>
+      </w:tblGrid>
+      <w:tr>
+        <w:tc>
+          <w:tcPr>
+            <w:tcW w:type="dxa" w:w="3200"/>
+            <w:shd w:fill="F2F2F2" w:val="clear"/>
+          </w:tcPr>
+          <w:p>
+            <w:r>
+              <w:rPr>
+                <w:b/>
+                <w:bCs/>
+              </w:rPr>
+              <w:t xml:space="preserve">As of</w:t>
+            </w:r>
+          </w:p>
+        </w:tc>
+        <w:tc>
+          <w:tcPr>
+            <w:tcW w:type="dxa" w:w="5800"/>
+          </w:tcPr>
+          <w:p>
+            <w:r>
+              <w:t xml:space="preserve">2026-09-08</w:t>
+            </w:r>
+          </w:p>
+        </w:tc>
+      </w:tr>
+      <w:tr>
+        <w:tc>
+          <w:tcPr>
+            <w:tcW w:type="dxa" w:w="3200"/>
+            <w:shd w:fill="F2F2F2" w:val="clear"/>
+          </w:tcPr>
+          <w:p>
+            <w:r>
+              <w:rPr>
+                <w:b/>
+                <w:bCs/>
+              </w:rPr>
+              <w:t xml:space="preserve">Price / multiple</w:t>
+            </w:r>
+          </w:p>
+        </w:tc>
+        <w:tc>
+          <w:tcPr>
+            <w:tcW w:type="dxa" w:w="5800"/>
+          </w:tcPr>
+          <w:p>
+            <w:r>
+              <w:t xml:space="preserve">Rs 3141 · 21x P/E · 15x EV/EBITDA</w:t>
+            </w:r>
+          </w:p>
+        </w:tc>
+      </w:tr>
+      <w:tr>
+        <w:tc>
+          <w:tcPr>
+            <w:tcW w:type="dxa" w:w="3200"/>
+            <w:shd w:fill="F2F2F2" w:val="clear"/>
+          </w:tcPr>
+          <w:p>
+            <w:r>
+              <w:rPr>
+                <w:b/>
+                <w:bCs/>
+              </w:rPr>
+              <w:t xml:space="preserve">Right valuation lens</w:t>
+            </w:r>
+          </w:p>
+        </w:tc>
+        <w:tc>
+          <w:tcPr>
+            <w:tcW w:type="dxa" w:w="5800"/>
+          </w:tcPr>
+          <w:p>
+            <w:r>
+              <w:t xml:space="preserve">P/E</w:t>
+            </w:r>
+          </w:p>
+        </w:tc>
+      </w:tr>
+      <w:tr>
+        <w:tc>
+          <w:tcPr>
+            <w:tcW w:type="dxa" w:w="3200"/>
+            <w:shd w:fill="F2F2F2" w:val="clear"/>
+          </w:tcPr>
+          <w:p>
+            <w:r>
+              <w:rPr>
+                <w:b/>
+                <w:bCs/>
+              </w:rPr>
+              <w:t xml:space="preserve">Price implies</w:t>
+            </w:r>
+          </w:p>
+        </w:tc>
+        <w:tc>
+          <w:tcPr>
+            <w:tcW w:type="dxa" w:w="5800"/>
+          </w:tcPr>
+          <w:p>
+            <w:r>
+              <w:t xml:space="preserve">~21x trailing P/E on a diversified niche exporter implies ~12-15% EPS CAGR FY26-28 against an ~18-20x exit -- undemanding if mid-cycle margins hold, rich if the FX/drum-closure margin tailwind reverses</w:t>
+            </w:r>
+          </w:p>
+        </w:tc>
+      </w:tr>
+      <w:tr>
+        <w:tc>
+          <w:tcPr>
+            <w:tcW w:type="dxa" w:w="3200"/>
+            <w:shd w:fill="F2F2F2" w:val="clear"/>
+          </w:tcPr>
+          <w:p>
+            <w:r>
+              <w:rPr>
+                <w:b/>
+                <w:bCs/>
+              </w:rPr>
+              <w:t xml:space="preserve">Our FY27</w:t>
+            </w:r>
+          </w:p>
+        </w:tc>
+        <w:tc>
+          <w:tcPr>
+            <w:tcW w:type="dxa" w:w="5800"/>
+          </w:tcPr>
+          <w:p>
+            <w:r>
+              <w:t xml:space="preserve">revenue Rs 3,100-3,300 Cr (+13-18%), EBITDA margin 19-21% (drum closures normalising off 43%), PAT Rs 360-410 Cr</w:t>
+            </w:r>
+          </w:p>
+        </w:tc>
+      </w:tr>
+      <w:tr>
+        <w:tc>
+          <w:tcPr>
+            <w:tcW w:type="dxa" w:w="3200"/>
+            <w:shd w:fill="F2F2F2" w:val="clear"/>
+          </w:tcPr>
+          <w:p>
+            <w:r>
+              <w:rPr>
+                <w:b/>
+                <w:bCs/>
+              </w:rPr>
+              <w:t xml:space="preserve">Our FY28</w:t>
+            </w:r>
+          </w:p>
+        </w:tc>
+        <w:tc>
+          <w:tcPr>
+            <w:tcW w:type="dxa" w:w="5800"/>
+          </w:tcPr>
+          <w:p>
+            <w:r>
+              <w:t xml:space="preserve">revenue Rs 3,500-3,800 Cr, margin toward ~18%, PAT Rs 380-440 Cr -- flat-to-modest growth as the FX tailwind fades and scaffolding hits capacity</w:t>
+            </w:r>
+          </w:p>
+        </w:tc>
+      </w:tr>
+      <w:tr>
+        <w:tc>
+          <w:tcPr>
+            <w:tcW w:type="dxa" w:w="3200"/>
+            <w:shd w:fill="F2F2F2" w:val="clear"/>
+          </w:tcPr>
+          <w:p>
+            <w:r>
+              <w:rPr>
+                <w:b/>
+                <w:bCs/>
+              </w:rPr>
+              <w:t xml:space="preserve">Gap direction</w:t>
+            </w:r>
+          </w:p>
+        </w:tc>
+        <w:tc>
+          <w:tcPr>
+            <w:tcW w:type="dxa" w:w="5800"/>
+          </w:tcPr>
+          <w:p>
+            <w:r>
+              <w:t xml:space="preserve">priced-in</w:t>
+            </w:r>
+          </w:p>
+        </w:tc>
+      </w:tr>
+      <w:tr>
+        <w:tc>
+          <w:tcPr>
+            <w:tcW w:type="dxa" w:w="3200"/>
+            <w:shd w:fill="F2F2F2" w:val="clear"/>
+          </w:tcPr>
+          <w:p>
+            <w:r>
+              <w:rPr>
+                <w:b/>
+                <w:bCs/>
+              </w:rPr>
+              <w:t xml:space="preserve">Gap type</w:t>
+            </w:r>
+          </w:p>
+        </w:tc>
+        <w:tc>
+          <w:tcPr>
+            <w:tcW w:type="dxa" w:w="5800"/>
+          </w:tcPr>
+          <w:p>
+            <w:r>
+              <w:t xml:space="preserve">margin</w:t>
+            </w:r>
+          </w:p>
+        </w:tc>
+      </w:tr>
+      <w:tr>
+        <w:tc>
+          <w:tcPr>
+            <w:tcW w:type="dxa" w:w="3200"/>
+            <w:shd w:fill="F2F2F2" w:val="clear"/>
+          </w:tcPr>
+          <w:p>
+            <w:r>
+              <w:rPr>
+                <w:b/>
+                <w:bCs/>
+              </w:rPr>
+              <w:t xml:space="preserve">Gap magnitude</w:t>
+            </w:r>
+          </w:p>
+        </w:tc>
+        <w:tc>
+          <w:tcPr>
+            <w:tcW w:type="dxa" w:w="5800"/>
+          </w:tcPr>
+          <w:p>
+            <w:r>
+              <w:t xml:space="preserve">not estimable</w:t>
+            </w:r>
+          </w:p>
+        </w:tc>
+      </w:tr>
+      <w:tr>
+        <w:tc>
+          <w:tcPr>
+            <w:tcW w:type="dxa" w:w="3200"/>
+            <w:shd w:fill="F2F2F2" w:val="clear"/>
+          </w:tcPr>
+          <w:p>
+            <w:r>
+              <w:rPr>
+                <w:b/>
+                <w:bCs/>
+              </w:rPr>
+              <w:t xml:space="preserve">Gap basis</w:t>
+            </w:r>
+          </w:p>
+        </w:tc>
+        <w:tc>
+          <w:tcPr>
+            <w:tcW w:type="dxa" w:w="5800"/>
+          </w:tcPr>
+          <w:p>
+            <w:r>
+              <w:t xml:space="preserve">the multiple broadly matches a mid-teens-compounder path; near-term earnings sit above the multiple's requirement thanks to FX, but FY28 normalises back to roughly what ~21x implies</w:t>
+            </w:r>
+          </w:p>
+        </w:tc>
+      </w:tr>
+      <w:tr>
+        <w:tc>
+          <w:tcPr>
+            <w:tcW w:type="dxa" w:w="3200"/>
+            <w:shd w:fill="F2F2F2" w:val="clear"/>
+          </w:tcPr>
+          <w:p>
+            <w:r>
+              <w:rPr>
+                <w:b/>
+                <w:bCs/>
+              </w:rPr>
+              <w:t xml:space="preserve">Evidence quality</w:t>
+            </w:r>
+          </w:p>
+        </w:tc>
+        <w:tc>
+          <w:tcPr>
+            <w:tcW w:type="dxa" w:w="5800"/>
+          </w:tcPr>
+          <w:p>
+            <w:r>
+              <w:t xml:space="preserve">moderate</w:t>
+            </w:r>
+          </w:p>
+        </w:tc>
+      </w:tr>
+    </w:tbl>
+    <w:p>
+      <w:pPr>
+        <w:spacing w:after="120"/>
+      </w:pPr>
+      <w:r>
+        <w:rPr>
+          <w:i/>
+          <w:iCs/>
+          <w:color w:val="666666"/>
+          <w:sz w:val="16"/>
+          <w:szCs w:val="16"/>
+        </w:rPr>
+        <w:t xml:space="preserve">no broker consensus; implied path is a reverse-P/E estimate + screener.in forward figures + VP thread view</w:t>
+      </w:r>
+    </w:p>
+    <w:p>
+      <w:pPr>
+        <w:spacing w:after="120" w:before="120"/>
+      </w:pPr>
+      <w:r>
+        <w:rPr>
+          <w:b/>
+          <w:bCs/>
+          <w:sz w:val="20"/>
+          <w:szCs w:val="20"/>
+        </w:rPr>
+        <w:t xml:space="preserve">Catalyst: </w:t>
+      </w:r>
+      <w:r>
+        <w:rPr>
+          <w:sz w:val="20"/>
+          <w:szCs w:val="20"/>
+        </w:rPr>
+        <w:t xml:space="preserve">Q2/Q3 FY27 prints showing whether the elevated (~22%) consolidated margin holds as drum-closure EBIT normalises off 43%, plus defense repeat orders and any Phase 2 capex announcement</w:t>
+      </w:r>
+      <w:r>
+        <w:rPr>
+          <w:color w:val="666666"/>
+          <w:sz w:val="18"/>
+          <w:szCs w:val="18"/>
+        </w:rPr>
+        <w:t xml:space="preserve"> (window ~6M from 2026-09-08; undated; evidence med; pending)</w:t>
+      </w:r>
+    </w:p>
+    <w:p>
+      <w:pPr>
+        <w:pStyle w:val="Heading1"/>
+        <w:spacing w:after="120" w:before="280"/>
+      </w:pPr>
+      <w:r>
+        <w:t xml:space="preserve">Ishmohit-Lens Checks (value chain · earnings quality · growth trajectory · management · quality metrics · track record · global-signal check)</w:t>
+      </w:r>
+    </w:p>
+    <w:p>
+      <w:pPr>
+        <w:spacing w:after="120"/>
+      </w:pPr>
+      <w:r>
+        <w:rPr>
+          <w:i/>
+          <w:iCs/>
+          <w:color w:val="666666"/>
+          <w:sz w:val="18"/>
+          <w:szCs w:val="18"/>
+        </w:rPr>
+        <w:t xml:space="preserve">Extra checks drawn from @ishmohit1 / SOIC methodology (playbook/ishmohit-soic-style.md): where the company sits in its value chain and what the supply side is doing, whether a margin/PAT inflection is structural or a cyclical peak, the rate-of-change of growth vs. what the multiple demands, and management quality as a positive attribute.</w:t>
+      </w:r>
+    </w:p>
+    <w:p>
+      <w:pPr>
+        <w:spacing w:after="120"/>
+      </w:pPr>
+      <w:r>
+        <w:rPr>
+          <w:b/>
+          <w:bCs/>
+          <w:sz w:val="20"/>
+          <w:szCs w:val="20"/>
+        </w:rPr>
+        <w:t xml:space="preserve">Value chain &amp; supply side:</w:t>
+      </w:r>
+    </w:p>
+    <w:tbl>
+      <w:tblPr>
+        <w:tblW w:type="dxa" w:w="9000"/>
+        <w:tblBorders>
+          <w:top w:val="single" w:color="auto" w:sz="4"/>
+          <w:left w:val="single" w:color="auto" w:sz="4"/>
+          <w:bottom w:val="single" w:color="auto" w:sz="4"/>
+          <w:right w:val="single" w:color="auto" w:sz="4"/>
+          <w:insideH w:val="single" w:color="auto" w:sz="4"/>
+          <w:insideV w:val="single" w:color="auto" w:sz="4"/>
+        </w:tblBorders>
+      </w:tblPr>
+      <w:tblGrid>
+        <w:gridCol w:w="3200"/>
+        <w:gridCol w:w="5800"/>
+      </w:tblGrid>
+      <w:tr>
+        <w:tc>
+          <w:tcPr>
+            <w:tcW w:type="dxa" w:w="3200"/>
+            <w:shd w:fill="F2F2F2" w:val="clear"/>
+          </w:tcPr>
+          <w:p>
+            <w:r>
+              <w:rPr>
+                <w:b/>
+                <w:bCs/>
+              </w:rPr>
+              <w:t xml:space="preserve">Theme</w:t>
+            </w:r>
+          </w:p>
+        </w:tc>
+        <w:tc>
+          <w:tcPr>
+            <w:tcW w:type="dxa" w:w="5800"/>
+          </w:tcPr>
+          <w:p>
+            <w:r>
+              <w:t xml:space="preserve">global industrial-niche exports -- drum closures, steel scaffolding, engineering &amp; design services; US reshoring / China+1</w:t>
+            </w:r>
+          </w:p>
+        </w:tc>
+      </w:tr>
+      <w:tr>
+        <w:tc>
+          <w:tcPr>
+            <w:tcW w:type="dxa" w:w="3200"/>
+            <w:shd w:fill="F2F2F2" w:val="clear"/>
+          </w:tcPr>
+          <w:p>
+            <w:r>
+              <w:rPr>
+                <w:b/>
+                <w:bCs/>
+              </w:rPr>
+              <w:t xml:space="preserve">This company's position</w:t>
+            </w:r>
+          </w:p>
+        </w:tc>
+        <w:tc>
+          <w:tcPr>
+            <w:tcW w:type="dxa" w:w="5800"/>
+          </w:tcPr>
+          <w:p>
+            <w:r>
+              <w:t xml:space="preserve">global #2 in patented drum closures; India's fastest-growing steel-scaffolding exporter; 700-engineer design-services platform (mostly US, Fortune-500 clients)</w:t>
+            </w:r>
+          </w:p>
+        </w:tc>
+      </w:tr>
+      <w:tr>
+        <w:tc>
+          <w:tcPr>
+            <w:tcW w:type="dxa" w:w="3200"/>
+            <w:shd w:fill="F2F2F2" w:val="clear"/>
+          </w:tcPr>
+          <w:p>
+            <w:r>
+              <w:rPr>
+                <w:b/>
+                <w:bCs/>
+              </w:rPr>
+              <w:t xml:space="preserve">Bottleneck node (pricing power)</w:t>
+            </w:r>
+          </w:p>
+        </w:tc>
+        <w:tc>
+          <w:tcPr>
+            <w:tcW w:type="dxa" w:w="5800"/>
+          </w:tcPr>
+          <w:p>
+            <w:r>
+              <w:t xml:space="preserve">scaffolding manufacturing capacity (95% utilised); customer/defense approvals</w:t>
+            </w:r>
+          </w:p>
+        </w:tc>
+      </w:tr>
+      <w:tr>
+        <w:tc>
+          <w:tcPr>
+            <w:tcW w:type="dxa" w:w="3200"/>
+            <w:shd w:fill="F2F2F2" w:val="clear"/>
+          </w:tcPr>
+          <w:p>
+            <w:r>
+              <w:rPr>
+                <w:b/>
+                <w:bCs/>
+              </w:rPr>
+              <w:t xml:space="preserve">Supply-side status</w:t>
+            </w:r>
+          </w:p>
+        </w:tc>
+        <w:tc>
+          <w:tcPr>
+            <w:tcW w:type="dxa" w:w="5800"/>
+          </w:tcPr>
+          <w:p>
+            <w:r>
+              <w:t xml:space="preserve">consolidating</w:t>
+            </w:r>
+          </w:p>
+        </w:tc>
+      </w:tr>
+      <w:tr>
+        <w:tc>
+          <w:tcPr>
+            <w:tcW w:type="dxa" w:w="3200"/>
+            <w:shd w:fill="F2F2F2" w:val="clear"/>
+          </w:tcPr>
+          <w:p>
+            <w:r>
+              <w:rPr>
+                <w:b/>
+                <w:bCs/>
+              </w:rPr>
+              <w:t xml:space="preserve">Adjacent-node peers</w:t>
+            </w:r>
+          </w:p>
+        </w:tc>
+        <w:tc>
+          <w:tcPr>
+            <w:tcW w:type="dxa" w:w="5800"/>
+          </w:tcPr>
+          <w:p>
+            <w:r>
+              <w:t xml:space="preserve">Greif (drum closures, global #1), Everest Kanto / Time Technoplast (adjacent industrial exports), Cyient / L&amp;T Technology Services (engineering &amp; design services), Bansal Wire / APL Apollo (steel product exporters)</w:t>
+            </w:r>
+          </w:p>
+        </w:tc>
+      </w:tr>
+    </w:tbl>
+    <w:p>
+      <w:pPr>
+        <w:spacing w:after="120"/>
+      </w:pPr>
+      <w:r>
+        <w:rPr>
+          <w:color w:val="666666"/>
+          <w:sz w:val="18"/>
+          <w:szCs w:val="18"/>
+        </w:rPr>
+        <w:t xml:space="preserve">Chinese scaffolding exporters face a ~50% US tariff vs 25% on Indian steel, so the addressable US share is shifting toward Indian suppliers -- a consolidating supply side that hands pricing/volume to Technocraft. Drum closures is a genuine oligopoly (Technocraft vs Greif). The moat is patents + relationships + backward integration, not scale alone.</w:t>
+      </w:r>
+    </w:p>
+    <w:p>
+      <w:pPr>
+        <w:spacing w:after="60" w:before="120"/>
+      </w:pPr>
+      <w:r>
+        <w:rPr>
+          <w:b/>
+          <w:bCs/>
+          <w:sz w:val="20"/>
+          <w:szCs w:val="20"/>
+        </w:rPr>
+        <w:t xml:space="preserve">Earnings quality: </w:t>
+      </w:r>
+      <w:r>
+        <w:rPr>
+          <w:sz w:val="20"/>
+          <w:szCs w:val="20"/>
+        </w:rPr>
+        <w:t xml:space="preserve">margin driver mixed</w:t>
+      </w:r>
+      <w:r>
+        <w:rPr>
+          <w:b/>
+          <w:bCs/>
+          <w:color w:val="A32020"/>
+          <w:sz w:val="20"/>
+          <w:szCs w:val="20"/>
+        </w:rPr>
+        <w:t xml:space="preserve">  — PEAK-MARGIN RISK: do not capitalise current margins</w:t>
+      </w:r>
+    </w:p>
+    <w:p>
+      <w:pPr>
+        <w:spacing w:after="120"/>
+      </w:pPr>
+      <w:r>
+        <w:rPr>
+          <w:color w:val="666666"/>
+          <w:sz w:val="18"/>
+          <w:szCs w:val="18"/>
+        </w:rPr>
+        <w:t xml:space="preserve">Drivers: INR depreciation on ~100%-export drum closures (Q1 FY27 EBIT 43% vs ~30% sustainable); US tariff-driven share gains in steel scaffolding; backward integration (aluminium extrusion at 100% utilisation); fabric-division shutdown removing a loss-maker.</w:t>
+      </w:r>
+    </w:p>
+    <w:p>
+      <w:pPr>
+        <w:spacing w:after="120"/>
+      </w:pPr>
+      <w:r>
+        <w:rPr>
+          <w:color w:val="666666"/>
+          <w:sz w:val="18"/>
+          <w:szCs w:val="18"/>
+        </w:rPr>
+        <w:t xml:space="preserve">Q1 FY27 consolidated EBITDA margin of 22.1% is well above the ~17-18% through-cycle level, and management explicitly says the drum-closure 43% EBIT margin is 'not the new normal' (~30%+ sustainable) and is INR-aided. A through-cycle consolidated margin near 18% and normalised PAT nearer Rs 350-400 Cr is the right base.</w:t>
+      </w:r>
+    </w:p>
+    <w:p>
+      <w:pPr>
+        <w:spacing w:after="60" w:before="120"/>
+      </w:pPr>
+      <w:r>
+        <w:rPr>
+          <w:b/>
+          <w:bCs/>
+          <w:sz w:val="20"/>
+          <w:szCs w:val="20"/>
+        </w:rPr>
+        <w:t xml:space="preserve">Growth trajectory: </w:t>
+      </w:r>
+      <w:r>
+        <w:rPr>
+          <w:b w:val="false"/>
+          <w:bCs w:val="false"/>
+          <w:sz w:val="20"/>
+          <w:szCs w:val="20"/>
+        </w:rPr>
+        <w:t xml:space="preserve">YoY growth rate is lumpy</w:t>
+      </w:r>
+    </w:p>
+    <w:p>
+      <w:pPr>
+        <w:spacing w:after="120"/>
+      </w:pPr>
+      <w:r>
+        <w:rPr>
+          <w:color w:val="666666"/>
+          <w:sz w:val="18"/>
+          <w:szCs w:val="18"/>
+        </w:rPr>
+        <w:t xml:space="preserve">revenue YoY: FY24 +10%, FY25 +19%, FY26 +6%, Q1 FY27 +27%. PAT YoY lumpier: FY24 ~flat, FY25 -6%, FY26 +11%, Q1 FY27 +67% (FX/peak-margin-aided). Export- and FX-driven, plus project-shaped scaffolding orders.</w:t>
+      </w:r>
+    </w:p>
+    <w:p>
+      <w:pPr>
+        <w:spacing w:after="120"/>
+      </w:pPr>
+      <w:r>
+        <w:rPr>
+          <w:color w:val="666666"/>
+          <w:sz w:val="18"/>
+          <w:szCs w:val="18"/>
+        </w:rPr>
+        <w:t xml:space="preserve">Reverse P/E: ~21x trailing needs ~12-15% EPS CAGR FY26-28; achievable at mid-cycle margins on volume, but the Q1 FY27 67% PAT jump overstates the run-rate because it embeds an unrepeatable FX margin in drum closures.</w:t>
+      </w:r>
+    </w:p>
+    <w:p>
+      <w:pPr>
+        <w:spacing w:after="120"/>
+      </w:pPr>
+      <w:r>
+        <w:rPr>
+          <w:b/>
+          <w:bCs/>
+          <w:sz w:val="20"/>
+          <w:szCs w:val="20"/>
+        </w:rPr>
+        <w:t xml:space="preserve">Management quality (TVGP's "P"):</w:t>
+      </w:r>
+    </w:p>
+    <w:tbl>
+      <w:tblPr>
+        <w:tblW w:type="dxa" w:w="9000"/>
+        <w:tblBorders>
+          <w:top w:val="single" w:color="auto" w:sz="4"/>
+          <w:left w:val="single" w:color="auto" w:sz="4"/>
+          <w:bottom w:val="single" w:color="auto" w:sz="4"/>
+          <w:right w:val="single" w:color="auto" w:sz="4"/>
+          <w:insideH w:val="single" w:color="auto" w:sz="4"/>
+          <w:insideV w:val="single" w:color="auto" w:sz="4"/>
+        </w:tblBorders>
+      </w:tblPr>
+      <w:tblGrid>
+        <w:gridCol w:w="3200"/>
+        <w:gridCol w:w="5800"/>
+      </w:tblGrid>
+      <w:tr>
+        <w:tc>
+          <w:tcPr>
+            <w:tcW w:type="dxa" w:w="3200"/>
+            <w:shd w:fill="F2F2F2" w:val="clear"/>
+          </w:tcPr>
+          <w:p>
+            <w:r>
+              <w:rPr>
+                <w:b/>
+                <w:bCs/>
+              </w:rPr>
+              <w:t xml:space="preserve">Assessment</w:t>
+            </w:r>
+          </w:p>
+        </w:tc>
+        <w:tc>
+          <w:tcPr>
+            <w:tcW w:type="dxa" w:w="5800"/>
+          </w:tcPr>
+          <w:p>
+            <w:r>
+              <w:t xml:space="preserve">positive</w:t>
+            </w:r>
+          </w:p>
+        </w:tc>
+      </w:tr>
+      <w:tr>
+        <w:tc>
+          <w:tcPr>
+            <w:tcW w:type="dxa" w:w="3200"/>
+            <w:shd w:fill="F2F2F2" w:val="clear"/>
+          </w:tcPr>
+          <w:p>
+            <w:r>
+              <w:rPr>
+                <w:b/>
+                <w:bCs/>
+              </w:rPr>
+              <w:t xml:space="preserve">Capital allocation</w:t>
+            </w:r>
+          </w:p>
+        </w:tc>
+        <w:tc>
+          <w:tcPr>
+            <w:tcW w:type="dxa" w:w="5800"/>
+          </w:tcPr>
+          <w:p>
+            <w:r>
+              <w:t xml:space="preserve">Reinvested at high-teens/low-20s ROCE; FY24-25 capex cycle (CSN / aluminium extrusion) now complete and productive (extrusion at 100% utilisation). Exited the loss-making fabric business and monetised equipment (Rs 25-30 Cr). No unrelated diversification -- defense is adjacent engineering. Returned cash via ~16% dividend payout plus three buybacks since 2015 (latest at Rs 4,500/share). (disciplined)</w:t>
+            </w:r>
+          </w:p>
+        </w:tc>
+      </w:tr>
+      <w:tr>
+        <w:tc>
+          <w:tcPr>
+            <w:tcW w:type="dxa" w:w="3200"/>
+            <w:shd w:fill="F2F2F2" w:val="clear"/>
+          </w:tcPr>
+          <w:p>
+            <w:r>
+              <w:rPr>
+                <w:b/>
+                <w:bCs/>
+              </w:rPr>
+              <w:t xml:space="preserve">Related-party trend</w:t>
+            </w:r>
+          </w:p>
+        </w:tc>
+        <w:tc>
+          <w:tcPr>
+            <w:tcW w:type="dxa" w:w="5800"/>
+          </w:tcPr>
+          <w:p>
+            <w:r>
+              <w:t xml:space="preserve">unclear</w:t>
+            </w:r>
+          </w:p>
+        </w:tc>
+      </w:tr>
+      <w:tr>
+        <w:tc>
+          <w:tcPr>
+            <w:tcW w:type="dxa" w:w="3200"/>
+            <w:shd w:fill="F2F2F2" w:val="clear"/>
+          </w:tcPr>
+          <w:p>
+            <w:r>
+              <w:rPr>
+                <w:b/>
+                <w:bCs/>
+              </w:rPr>
+              <w:t xml:space="preserve">Guidance credibility</w:t>
+            </w:r>
+          </w:p>
+        </w:tc>
+        <w:tc>
+          <w:tcPr>
+            <w:tcW w:type="dxa" w:w="5800"/>
+          </w:tcPr>
+          <w:p>
+            <w:r>
+              <w:t xml:space="preserve">reliable</w:t>
+            </w:r>
+          </w:p>
+        </w:tc>
+      </w:tr>
+      <w:tr>
+        <w:tc>
+          <w:tcPr>
+            <w:tcW w:type="dxa" w:w="3200"/>
+            <w:shd w:fill="F2F2F2" w:val="clear"/>
+          </w:tcPr>
+          <w:p>
+            <w:r>
+              <w:rPr>
+                <w:b/>
+                <w:bCs/>
+              </w:rPr>
+              <w:t xml:space="preserve">Shareholder returns</w:t>
+            </w:r>
+          </w:p>
+        </w:tc>
+        <w:tc>
+          <w:tcPr>
+            <w:tcW w:type="dxa" w:w="5800"/>
+          </w:tcPr>
+          <w:p>
+            <w:r>
+              <w:t xml:space="preserve">consistent</w:t>
+            </w:r>
+          </w:p>
+        </w:tc>
+      </w:tr>
+      <w:tr>
+        <w:tc>
+          <w:tcPr>
+            <w:tcW w:type="dxa" w:w="3200"/>
+            <w:shd w:fill="F2F2F2" w:val="clear"/>
+          </w:tcPr>
+          <w:p>
+            <w:r>
+              <w:rPr>
+                <w:b/>
+                <w:bCs/>
+              </w:rPr>
+              <w:t xml:space="preserve">Capability ladder / VAP</w:t>
+            </w:r>
+          </w:p>
+        </w:tc>
+        <w:tc>
+          <w:tcPr>
+            <w:tcW w:type="dxa" w:w="5800"/>
+          </w:tcPr>
+          <w:p>
+            <w:r>
+              <w:t xml:space="preserve">Moving up the value curve: commodity SS scaffolding -&gt; aluminium formwork and extrusion (backward integration) -&gt; AI-enabled engineering &amp; design services -&gt; DRDO-approved defense components (missile canisters, JT coolers).</w:t>
+            </w:r>
+          </w:p>
+        </w:tc>
+      </w:tr>
+    </w:tbl>
+    <w:p>
+      <w:pPr>
+        <w:spacing w:after="120"/>
+      </w:pPr>
+      <w:r>
+        <w:rPr>
+          <w:b/>
+          <w:bCs/>
+          <w:sz w:val="20"/>
+          <w:szCs w:val="20"/>
+        </w:rPr>
+        <w:t xml:space="preserve">Quality metrics (ROCE · debt · FCF · margin · capex):</w:t>
+      </w:r>
+    </w:p>
+    <w:tbl>
+      <w:tblPr>
+        <w:tblW w:type="dxa" w:w="9000"/>
+        <w:tblBorders>
+          <w:top w:val="single" w:color="auto" w:sz="4"/>
+          <w:left w:val="single" w:color="auto" w:sz="4"/>
+          <w:bottom w:val="single" w:color="auto" w:sz="4"/>
+          <w:right w:val="single" w:color="auto" w:sz="4"/>
+          <w:insideH w:val="single" w:color="auto" w:sz="4"/>
+          <w:insideV w:val="single" w:color="auto" w:sz="4"/>
+        </w:tblBorders>
+      </w:tblPr>
+      <w:tblGrid>
+        <w:gridCol w:w="3200"/>
+        <w:gridCol w:w="5800"/>
+      </w:tblGrid>
+      <w:tr>
+        <w:tc>
+          <w:tcPr>
+            <w:tcW w:type="dxa" w:w="3200"/>
+            <w:shd w:fill="F2F2F2" w:val="clear"/>
+          </w:tcPr>
+          <w:p>
+            <w:r>
+              <w:rPr>
+                <w:b/>
+                <w:bCs/>
+              </w:rPr>
+              <w:t xml:space="preserve">Assessment</w:t>
+            </w:r>
+          </w:p>
+        </w:tc>
+        <w:tc>
+          <w:tcPr>
+            <w:tcW w:type="dxa" w:w="5800"/>
+          </w:tcPr>
+          <w:p>
+            <w:r>
+              <w:t xml:space="preserve">positive</w:t>
+            </w:r>
+          </w:p>
+        </w:tc>
+      </w:tr>
+      <w:tr>
+        <w:tc>
+          <w:tcPr>
+            <w:tcW w:type="dxa" w:w="3200"/>
+            <w:shd w:fill="F2F2F2" w:val="clear"/>
+          </w:tcPr>
+          <w:p>
+            <w:r>
+              <w:rPr>
+                <w:b/>
+                <w:bCs/>
+              </w:rPr>
+              <w:t xml:space="preserve">ROCE</w:t>
+            </w:r>
+          </w:p>
+        </w:tc>
+        <w:tc>
+          <w:tcPr>
+            <w:tcW w:type="dxa" w:w="5800"/>
+          </w:tcPr>
+          <w:p>
+            <w:r>
+              <w:t xml:space="preserve">16% (stable)</w:t>
+            </w:r>
+          </w:p>
+        </w:tc>
+      </w:tr>
+      <w:tr>
+        <w:tc>
+          <w:tcPr>
+            <w:tcW w:type="dxa" w:w="3200"/>
+            <w:shd w:fill="F2F2F2" w:val="clear"/>
+          </w:tcPr>
+          <w:p>
+            <w:r>
+              <w:rPr>
+                <w:b/>
+                <w:bCs/>
+              </w:rPr>
+              <w:t xml:space="preserve">Leverage</w:t>
+            </w:r>
+          </w:p>
+        </w:tc>
+        <w:tc>
+          <w:tcPr>
+            <w:tcW w:type="dxa" w:w="5800"/>
+          </w:tcPr>
+          <w:p>
+            <w:r>
+              <w:t xml:space="preserve">Net debt/EBITDA 1.3x</w:t>
+            </w:r>
+          </w:p>
+        </w:tc>
+      </w:tr>
+      <w:tr>
+        <w:tc>
+          <w:tcPr>
+            <w:tcW w:type="dxa" w:w="3200"/>
+            <w:shd w:fill="F2F2F2" w:val="clear"/>
+          </w:tcPr>
+          <w:p>
+            <w:r>
+              <w:rPr>
+                <w:b/>
+                <w:bCs/>
+              </w:rPr>
+              <w:t xml:space="preserve">FCF conversion</w:t>
+            </w:r>
+          </w:p>
+        </w:tc>
+        <w:tc>
+          <w:tcPr>
+            <w:tcW w:type="dxa" w:w="5800"/>
+          </w:tcPr>
+          <w:p>
+            <w:r>
+              <w:t xml:space="preserve">16%</w:t>
+            </w:r>
+          </w:p>
+        </w:tc>
+      </w:tr>
+      <w:tr>
+        <w:tc>
+          <w:tcPr>
+            <w:tcW w:type="dxa" w:w="3200"/>
+            <w:shd w:fill="F2F2F2" w:val="clear"/>
+          </w:tcPr>
+          <w:p>
+            <w:r>
+              <w:rPr>
+                <w:b/>
+                <w:bCs/>
+              </w:rPr>
+              <w:t xml:space="preserve">Margin trend</w:t>
+            </w:r>
+          </w:p>
+        </w:tc>
+        <w:tc>
+          <w:tcPr>
+            <w:tcW w:type="dxa" w:w="5800"/>
+          </w:tcPr>
+          <w:p>
+            <w:r>
+              <w:t xml:space="preserve">stable</w:t>
+            </w:r>
+          </w:p>
+        </w:tc>
+      </w:tr>
+      <w:tr>
+        <w:tc>
+          <w:tcPr>
+            <w:tcW w:type="dxa" w:w="3200"/>
+            <w:shd w:fill="F2F2F2" w:val="clear"/>
+          </w:tcPr>
+          <w:p>
+            <w:r>
+              <w:rPr>
+                <w:b/>
+                <w:bCs/>
+              </w:rPr>
+              <w:t xml:space="preserve">Capex efficiency</w:t>
+            </w:r>
+          </w:p>
+        </w:tc>
+        <w:tc>
+          <w:tcPr>
+            <w:tcW w:type="dxa" w:w="5800"/>
+          </w:tcPr>
+          <w:p>
+            <w:r>
+              <w:t xml:space="preserve">productive</w:t>
+            </w:r>
+          </w:p>
+        </w:tc>
+      </w:tr>
+    </w:tbl>
+    <w:p>
+      <w:pPr>
+        <w:spacing w:after="60" w:before="120"/>
+      </w:pPr>
+      <w:r>
+        <w:rPr>
+          <w:b/>
+          <w:bCs/>
+          <w:sz w:val="20"/>
+          <w:szCs w:val="20"/>
+        </w:rPr>
+        <w:t xml:space="preserve">Track record (Coffee Can persistence check): </w:t>
+      </w:r>
+      <w:r>
+        <w:rPr>
+          <w:sz w:val="20"/>
+          <w:szCs w:val="20"/>
+        </w:rPr>
+        <w:t xml:space="preserve">cleared revenue growth ≥10% AND ROCE ≥15% in 2 of the last 3 years (consistency_score 67)</w:t>
+      </w:r>
+    </w:p>
+    <w:p>
+      <w:pPr>
+        <w:spacing w:after="120"/>
+      </w:pPr>
+      <w:r>
+        <w:rPr>
+          <w:color w:val="666666"/>
+          <w:sz w:val="18"/>
+          <w:szCs w:val="18"/>
+        </w:rPr>
+        <w:t xml:space="preserve">FY24-FY26 verifiable from the same filings. FY24: revenue +10% and ROCE ~19% -&gt; cleared. FY25: revenue +19% and ROCE ~16% -&gt; cleared. FY26: revenue only +6% -&gt; not cleared (ROCE ~16% would have passed). 2 of 3 years cleared both revenue growth &gt;=10% and ROCE &gt;=15%; the miss was a soft revenue year, not a returns problem.</w:t>
+      </w:r>
+    </w:p>
+    <w:p>
+      <w:pPr>
+        <w:pStyle w:val="Heading1"/>
+        <w:spacing w:after="120" w:before="280"/>
+      </w:pPr>
+      <w:r>
+        <w:t xml:space="preserve">Technical Read (Weekly / Monthly MACD + Bollinger Bands, or RSI/CCI/Williams %R proxy)</w:t>
+      </w:r>
+    </w:p>
+    <w:p>
+      <w:pPr>
+        <w:spacing w:after="120"/>
+      </w:pPr>
+      <w:r>
+        <w:t xml:space="preserve">Not pulled this pass.</w:t>
+      </w:r>
+    </w:p>
+    <w:p>
+      <w:pPr>
+        <w:pStyle w:val="Heading1"/>
+        <w:spacing w:after="120" w:before="280"/>
+      </w:pPr>
+      <w:r>
+        <w:t xml:space="preserve">ValuePickr Community Signal</w:t>
+      </w:r>
+    </w:p>
+    <w:p>
+      <w:pPr>
+        <w:spacing w:after="120"/>
+      </w:pPr>
+      <w:r>
+        <w:t xml:space="preserve">Read the most recent 50 of 82 available posts (2016-Jun 2025, thread has been quiet for over a year). Sentiment has been steadily constructive throughout, with a VP-trusted user (ranvir) posting detailed segment-level concall tracking in 2024, and the thread's final post (Jun 2025) laying out a clear, catalyst-driven growth thesis.</w:t>
+      </w:r>
+    </w:p>
+    <w:p>
+      <w:pPr>
+        <w:spacing w:after="120"/>
+      </w:pPr>
+      <w:r>
+        <w:rPr>
+          <w:b/>
+          <w:bCs/>
+          <w:sz w:val="20"/>
+          <w:szCs w:val="20"/>
+        </w:rPr>
+        <w:t xml:space="preserve">High-conviction call from a top contributor: </w:t>
+      </w:r>
+      <w:r>
+        <w:rPr>
+          <w:sz w:val="20"/>
+          <w:szCs w:val="20"/>
+        </w:rPr>
+        <w:t xml:space="preserve">ranvir (elevated-tier) posted detailed FY24 and Q1 FY25 segment-level concall breakdowns (drum closures, scaffolding/formwork, textiles, engineering &amp; design), tracking margin trends across each business line without raising any red flags. DeveshKedia (non-trusted, the thread's most recent post, Jun 2025) laid out the clearest recent bull case: capacity ramp-up worth ~Rs 700 Cr of incremental revenue potential, and a structural US-tariff cost advantage versus Chinese scaffolding competitors.</w:t>
+      </w:r>
+    </w:p>
+    <w:p>
+      <w:pPr>
+        <w:pStyle w:val="Heading1"/>
+        <w:spacing w:after="120" w:before="280"/>
+      </w:pPr>
+      <w:r>
+        <w:t xml:space="preserve">Trusted-User Signals (Ongoing)</w:t>
+      </w:r>
+    </w:p>
+    <w:p>
+      <w:pPr>
+        <w:spacing w:after="120"/>
+      </w:pPr>
+      <w:r>
+        <w:rPr>
+          <w:i/>
+          <w:iCs/>
+          <w:color w:val="666666"/>
+          <w:sz w:val="18"/>
+          <w:szCs w:val="18"/>
+        </w:rPr>
+        <w:t xml:space="preserve">Every time a trusted user expresses clear conviction on this stock, most recent first — this section accumulates over time, it isn't a one-time snapshot.</w:t>
+      </w:r>
+    </w:p>
+    <w:p>
+      <w:pPr>
+        <w:spacing w:after="100"/>
+      </w:pPr>
+      <w:r>
+        <w:rPr>
+          <w:b/>
+          <w:bCs/>
+          <w:sz w:val="20"/>
+          <w:szCs w:val="20"/>
+        </w:rPr>
+        <w:t xml:space="preserve">2024-09-02 — ranvir</w:t>
+      </w:r>
+      <w:r>
+        <w:rPr>
+          <w:i/>
+          <w:iCs/>
+          <w:color w:val="666666"/>
+          <w:sz w:val="18"/>
+          <w:szCs w:val="18"/>
+        </w:rPr>
         <w:t xml:space="preserve"> (Technocraft Industries)</w:t>
       </w:r>
       <w:r>
@@ -400,46 +2935,72 @@
         <w:spacing w:after="60"/>
       </w:pPr>
       <w:r>
-        <w:t xml:space="preserve">Strong, real quality metrics: ROE 24.68%, ROCE 22.30%, conservative debt (D/E 0.41), corroborated by detailed VP-trusted concall tracking</w:t>
-      </w:r>
-    </w:p>
-    <w:p>
-      <w:pPr>
-        <w:pStyle w:val="ListParagraph"/>
-        <w:numPr>
-          <w:ilvl w:val="0"/>
-          <w:numId w:val="1"/>
-        </w:numPr>
-        <w:spacing w:after="60"/>
-      </w:pPr>
-      <w:r>
-        <w:t xml:space="preserve">Quantified, near-term capacity catalyst: two new Aurangabad plants plus the Amravati spinning mill ramping to full utilisation, adding an estimated ~9% of incremental revenue on the current base</w:t>
-      </w:r>
-    </w:p>
-    <w:p>
-      <w:pPr>
-        <w:pStyle w:val="ListParagraph"/>
-        <w:numPr>
-          <w:ilvl w:val="0"/>
-          <w:numId w:val="1"/>
-        </w:numPr>
-        <w:spacing w:after="60"/>
-      </w:pPr>
-      <w:r>
-        <w:t xml:space="preserve">Structural competitive moat from US tariffs (25% on Indian steel scaffolding vs ~70% on Chinese peers), preserving pricing and volume share</w:t>
-      </w:r>
-    </w:p>
-    <w:p>
-      <w:pPr>
-        <w:pStyle w:val="ListParagraph"/>
-        <w:numPr>
-          <w:ilvl w:val="0"/>
-          <w:numId w:val="1"/>
-        </w:numPr>
-        <w:spacing w:after="60"/>
-      </w:pPr>
-      <w:r>
-        <w:t xml:space="preserve">Diversified business mix (drum closures market leadership, fast-growing scaffolding, sticky Fortune-500 engineering-services clientele) reduces single-segment risk</w:t>
+        <w:t xml:space="preserve">Q1 FY27 execution strong across the board: revenue +27% YoY, PAT +67%, consolidated EBITDA margin 22.1% (from 17.7%), ROCE annualising ~32%</w:t>
+      </w:r>
+    </w:p>
+    <w:p>
+      <w:pPr>
+        <w:pStyle w:val="ListParagraph"/>
+        <w:numPr>
+          <w:ilvl w:val="0"/>
+          <w:numId w:val="1"/>
+        </w:numPr>
+        <w:spacing w:after="60"/>
+      </w:pPr>
+      <w:r>
+        <w:t xml:space="preserve">Structural US-tariff / China+1 tailwind: ~50% US tariff on Chinese scaffolding vs 25% on Indian steel, plus AI-chip and semiconductor-plant construction demand driving steel scaffolding to 95% utilisation and formwork to 75-80%</w:t>
+      </w:r>
+    </w:p>
+    <w:p>
+      <w:pPr>
+        <w:pStyle w:val="ListParagraph"/>
+        <w:numPr>
+          <w:ilvl w:val="0"/>
+          <w:numId w:val="1"/>
+        </w:numPr>
+        <w:spacing w:after="60"/>
+      </w:pPr>
+      <w:r>
+        <w:t xml:space="preserve">Genuine quality + capital discipline: ROCE/ROE high-teens through-cycle, D/E ~0.4, FCF positive and rising (Rs 133 Cr FY26), serial buybacks (last at Rs 4,500) and steady dividends; promoter 74.74% with no pledge</w:t>
+      </w:r>
+    </w:p>
+    <w:p>
+      <w:pPr>
+        <w:pStyle w:val="ListParagraph"/>
+        <w:numPr>
+          <w:ilvl w:val="0"/>
+          <w:numId w:val="1"/>
+        </w:numPr>
+        <w:spacing w:after="60"/>
+      </w:pPr>
+      <w:r>
+        <w:t xml:space="preserve">Portfolio clean-up: loss-making fabric unit shut and equipment monetised (Rs 25-30 Cr), releasing working capital; garments being restructured; yarn retained and profitable</w:t>
+      </w:r>
+    </w:p>
+    <w:p>
+      <w:pPr>
+        <w:pStyle w:val="ListParagraph"/>
+        <w:numPr>
+          <w:ilvl w:val="0"/>
+          <w:numId w:val="1"/>
+        </w:numPr>
+        <w:spacing w:after="60"/>
+      </w:pPr>
+      <w:r>
+        <w:t xml:space="preserve">Optionality from a new DRDO-approved defense vertical (missile canisters, JT coolers) with repeat orders expected at ~15% margins, and backward integration via 100%-utilised aluminium extrusion</w:t>
+      </w:r>
+    </w:p>
+    <w:p>
+      <w:pPr>
+        <w:pStyle w:val="ListParagraph"/>
+        <w:numPr>
+          <w:ilvl w:val="0"/>
+          <w:numId w:val="1"/>
+        </w:numPr>
+        <w:spacing w:after="60"/>
+      </w:pPr>
+      <w:r>
+        <w:t xml:space="preserve">VP elevated-tier user (ranvir) tracked segment-level concalls through FY25 with no red flags raised</w:t>
       </w:r>
     </w:p>
     <w:p>
@@ -461,33 +3022,72 @@
         <w:spacing w:after="60"/>
       </w:pPr>
       <w:r>
-        <w:t xml:space="preserve">Textiles segment remains structurally loss-making (negative EBIT margin), a persistent drag on consolidated profitability</w:t>
-      </w:r>
-    </w:p>
-    <w:p>
-      <w:pPr>
-        <w:pStyle w:val="ListParagraph"/>
-        <w:numPr>
-          <w:ilvl w:val="0"/>
-          <w:numId w:val="1"/>
-        </w:numPr>
-        <w:spacing w:after="60"/>
-      </w:pPr>
-      <w:r>
-        <w:t xml:space="preserve">Thread has gone quiet for over a year (last post Jun 2025) despite the stock trading near 52-week highs, suggesting reduced fresh community scrutiny at current levels</w:t>
-      </w:r>
-    </w:p>
-    <w:p>
-      <w:pPr>
-        <w:pStyle w:val="ListParagraph"/>
-        <w:numPr>
-          <w:ilvl w:val="0"/>
-          <w:numId w:val="1"/>
-        </w:numPr>
-        <w:spacing w:after="60"/>
-      </w:pPr>
-      <w:r>
-        <w:t xml:space="preserve">Scaffolding/formwork segment saw a real margin decline in one recent quarter (EBIT -31% YoY) that management attributed to a temporary reversal</w:t>
+        <w:t xml:space="preserve">A large part of the current margin is not repeatable: drum closures at a record 43% EBIT margin (mgmt guides ~30%+ 'sustainable'), aided by INR depreciation on a ~100%-export book -- FY28 consolidated margin likely normalises toward ~17-18%</w:t>
+      </w:r>
+    </w:p>
+    <w:p>
+      <w:pPr>
+        <w:pStyle w:val="ListParagraph"/>
+        <w:numPr>
+          <w:ilvl w:val="0"/>
+          <w:numId w:val="1"/>
+        </w:numPr>
+        <w:spacing w:after="60"/>
+      </w:pPr>
+      <w:r>
+        <w:t xml:space="preserve">Revenue growth is lumpy and export/FX-sensitive: FY24 +10%, FY25 +19%, FY26 only +6%, then Q1 FY27 +27% -- the run-rate is not a smooth compounder</w:t>
+      </w:r>
+    </w:p>
+    <w:p>
+      <w:pPr>
+        <w:pStyle w:val="ListParagraph"/>
+        <w:numPr>
+          <w:ilvl w:val="0"/>
+          <w:numId w:val="1"/>
+        </w:numPr>
+        <w:spacing w:after="60"/>
+      </w:pPr>
+      <w:r>
+        <w:t xml:space="preserve">Mid-cap (~Rs 7,100 Cr) diversified niche businesses each with a limited addressable market -- the ~Rs 700 Cr capacity-ramp catalyst is modest relative to the base, and 10x-in-2-3-years is a stretch on size math</w:t>
+      </w:r>
+    </w:p>
+    <w:p>
+      <w:pPr>
+        <w:pStyle w:val="ListParagraph"/>
+        <w:numPr>
+          <w:ilvl w:val="0"/>
+          <w:numId w:val="1"/>
+        </w:numPr>
+        <w:spacing w:after="60"/>
+      </w:pPr>
+      <w:r>
+        <w:t xml:space="preserve">Garments segment still loss-making; restructuring outcome unproven</w:t>
+      </w:r>
+    </w:p>
+    <w:p>
+      <w:pPr>
+        <w:pStyle w:val="ListParagraph"/>
+        <w:numPr>
+          <w:ilvl w:val="0"/>
+          <w:numId w:val="1"/>
+        </w:numPr>
+        <w:spacing w:after="60"/>
+      </w:pPr>
+      <w:r>
+        <w:t xml:space="preserve">Management explicitly refuses long-term guidance, so forward visibility rests on quarter-to-quarter segment commentary</w:t>
+      </w:r>
+    </w:p>
+    <w:p>
+      <w:pPr>
+        <w:pStyle w:val="ListParagraph"/>
+        <w:numPr>
+          <w:ilvl w:val="0"/>
+          <w:numId w:val="1"/>
+        </w:numPr>
+        <w:spacing w:after="60"/>
+      </w:pPr>
+      <w:r>
+        <w:t xml:space="preserve">Stock near 52-week highs after a strong 2026 run; the multiple already reflects a mid-cycle-plus margin, leaving little cushion if drum-closure margins mean-revert faster than volume grows</w:t>
       </w:r>
     </w:p>
     <w:p>
@@ -508,7 +3108,7 @@
           <w:b/>
           <w:bCs/>
         </w:rPr>
-        <w:t xml:space="preserve">Mid-cap (~Rs 7,525 Cr)</w:t>
+        <w:t xml:space="preserve">Mid-cap (~Rs 7,139 Cr)</w:t>
       </w:r>
     </w:p>
     <w:p>
@@ -536,6 +3136,34 @@
     </w:p>
     <w:p>
       <w:pPr>
+        <w:spacing w:after="120"/>
+      </w:pPr>
+      <w:r>
+        <w:rPr>
+          <w:color w:val="666666"/>
+          <w:sz w:val="20"/>
+          <w:szCs w:val="20"/>
+        </w:rPr>
+        <w:t xml:space="preserve">4-box gate — tailwind: yes · TAM: weak · moat: yes · valuation: weak  (score 3 / 4)</w:t>
+      </w:r>
+    </w:p>
+    <w:p>
+      <w:pPr>
+        <w:spacing w:after="120"/>
+      </w:pPr>
+      <w:r>
+        <w:rPr>
+          <w:i/>
+          <w:iCs/>
+          <w:color w:val="666666"/>
+          <w:sz w:val="20"/>
+          <w:szCs w:val="20"/>
+        </w:rPr>
+        <w:t xml:space="preserve">Tailwind yes: US ~50% tariff on Chinese scaffolding vs 25% on Indian steel + AI-chip/semiconductor-plant construction demand is a multi-year structural share-gain driver, not a cyclical bounce. Moat yes: patented drum closures (global #2), sticky Fortune-500 engineering-services relationships, backward integration (100%-utilised aluminium extrusion). Tam weak: ~Rs 7,100 Cr mid-cap across several limited-addressable-market niches; the ~Rs 700 Cr capacity-ramp catalyst is ~9% of base. Valuation weak: ~21x P/E near 52-week highs already embeds a mid-cycle-plus margin, and a chunk of current earnings is unrepeatable FX. Score 3.0 -&gt; 10x label mechanically permitted, but size math makes it a mid-teens compounder; conviction Medium.</w:t>
+      </w:r>
+    </w:p>
+    <w:p>
+      <w:pPr>
         <w:pStyle w:val="Heading1"/>
         <w:spacing w:after="120" w:before="280"/>
       </w:pPr>
@@ -554,46 +3182,72 @@
           <w:sz w:val="24"/>
           <w:szCs w:val="24"/>
         </w:rPr>
-        <w:t xml:space="preserve">Diversified, well-run industrial niche player with a real capacity catalyst and a structural tariff-driven cost moat</w:t>
-      </w:r>
-    </w:p>
-    <w:p>
-      <w:pPr>
-        <w:pStyle w:val="ListParagraph"/>
-        <w:numPr>
-          <w:ilvl w:val="0"/>
-          <w:numId w:val="1"/>
-        </w:numPr>
-        <w:spacing w:after="60"/>
-      </w:pPr>
-      <w:r>
-        <w:t xml:space="preserve">Genuinely strong fundamentals (ROE/ROCE both above 20%, conservative leverage) corroborated by detailed VP-trusted concall tracking with no red flags found</w:t>
-      </w:r>
-    </w:p>
-    <w:p>
-      <w:pPr>
-        <w:pStyle w:val="ListParagraph"/>
-        <w:numPr>
-          <w:ilvl w:val="0"/>
-          <w:numId w:val="1"/>
-        </w:numPr>
-        <w:spacing w:after="60"/>
-      </w:pPr>
-      <w:r>
-        <w:t xml:space="preserve">The capacity-ramp catalyst is specific and quantified (~Rs 700 Cr incremental revenue potential), and the US-tariff cost advantage over Chinese peers is a real, structural (not speculative) moat</w:t>
-      </w:r>
-    </w:p>
-    <w:p>
-      <w:pPr>
-        <w:pStyle w:val="ListParagraph"/>
-        <w:numPr>
-          <w:ilvl w:val="0"/>
-          <w:numId w:val="1"/>
-        </w:numPr>
-        <w:spacing w:after="60"/>
-      </w:pPr>
-      <w:r>
-        <w:t xml:space="preserve">Conviction set to Low-Medium rather than higher given the year-long lull in fresh community engagement and the persistent drag from the loss-making textiles segment</w:t>
+        <w:t xml:space="preserve">Well-run, cash-generative diversified niche exporter riding a real US-tariff / China+1 share-gain tailwind -- but Q1 FY27's headline margin is partly an unrepeatable FX effect, and size math caps the return-magnitude case</w:t>
+      </w:r>
+    </w:p>
+    <w:p>
+      <w:pPr>
+        <w:pStyle w:val="ListParagraph"/>
+        <w:numPr>
+          <w:ilvl w:val="0"/>
+          <w:numId w:val="1"/>
+        </w:numPr>
+        <w:spacing w:after="60"/>
+      </w:pPr>
+      <w:r>
+        <w:t xml:space="preserve">Deep read confirms genuine quality: high-teens through-cycle ROCE/ROE, D/E ~0.4, FCF positive and improving (Rs 133 Cr FY26), serial buybacks and dividends, promoter 74.74% no pledge, and elevated-tier VP tracking (ranvir) with no red flags -- supports an upgrade from Low-Medium to Medium</w:t>
+      </w:r>
+    </w:p>
+    <w:p>
+      <w:pPr>
+        <w:pStyle w:val="ListParagraph"/>
+        <w:numPr>
+          <w:ilvl w:val="0"/>
+          <w:numId w:val="1"/>
+        </w:numPr>
+        <w:spacing w:after="60"/>
+      </w:pPr>
+      <w:r>
+        <w:t xml:space="preserve">The structural tailwind is real (US ~50% tariff on Chinese scaffolding vs 25% on Indian steel, AI-plant construction demand, 95% scaffolding utilisation) and the portfolio clean-up (fabric shut, extrusion backward-integrated, defense vertical starting) is value-accretive</w:t>
+      </w:r>
+    </w:p>
+    <w:p>
+      <w:pPr>
+        <w:pStyle w:val="ListParagraph"/>
+        <w:numPr>
+          <w:ilvl w:val="0"/>
+          <w:numId w:val="1"/>
+        </w:numPr>
+        <w:spacing w:after="60"/>
+      </w:pPr>
+      <w:r>
+        <w:t xml:space="preserve">But management itself flags that the Q1 FY27 drum-closure 43% EBIT margin is not the new normal (~30%+ sustainable) and is INR-aided on a ~100%-export book, so FY28 consolidated earnings likely roughly flatline as the FX tailwind fades -- market_expectation gap_direction priced-in, evidence_quality moderate</w:t>
+      </w:r>
+    </w:p>
+    <w:p>
+      <w:pPr>
+        <w:pStyle w:val="ListParagraph"/>
+        <w:numPr>
+          <w:ilvl w:val="0"/>
+          <w:numId w:val="1"/>
+        </w:numPr>
+        <w:spacing w:after="60"/>
+      </w:pPr>
+      <w:r>
+        <w:t xml:space="preserve">four_box score 3.0 (tailwind + moat yes; tam + valuation weak) keeps 10x-in-2-3-years mechanically permitted, but at a ~Rs 7,100 Cr mid-cap of limited-TAM niche businesses this is really a mid-teens compounder -- conviction Medium, not higher</w:t>
+      </w:r>
+    </w:p>
+    <w:p>
+      <w:pPr>
+        <w:pStyle w:val="ListParagraph"/>
+        <w:numPr>
+          <w:ilvl w:val="0"/>
+          <w:numId w:val="1"/>
+        </w:numPr>
+        <w:spacing w:after="60"/>
+      </w:pPr>
+      <w:r>
+        <w:t xml:space="preserve">No red-flag tier; revisit after Q2/Q3 FY27 prints show whether the elevated margin holds as drum closures normalise</w:t>
       </w:r>
     </w:p>
     <w:p>
